--- a/docs/manuals/dp/DP09-忘記密碼.docx
+++ b/docs/manuals/dp/DP09-忘記密碼.docx
@@ -7,6 +7,8 @@
         <w:spacing w:after="0"/>
         <w:jc w:val="center"/>
       </w:pPr>
+      <w:bookmarkStart w:id="0" w:name="_GoBack"/>
+      <w:bookmarkEnd w:id="0"/>
     </w:p>
     <w:p>
       <w:pPr>
@@ -155,7 +157,13 @@
         <w:rPr>
           <w:sz w:val="44"/>
         </w:rPr>
-        <w:t>DP09 忘記密碼</w:t>
+        <w:t xml:space="preserve">DP09 </w:t>
+      </w:r>
+      <w:r>
+        <w:rPr>
+          <w:sz w:val="44"/>
+        </w:rPr>
+        <w:t>忘記密碼</w:t>
       </w:r>
     </w:p>
     <w:p>
@@ -191,20 +199,26 @@
     <w:tbl>
       <w:tblPr>
         <w:tblStyle w:val="aff2"/>
-        <w:tblW w:type="auto" w:w="0"/>
+        <w:tblW w:w="0" w:type="auto"/>
         <w:jc w:val="center"/>
-        <w:tblLook w:firstColumn="1" w:firstRow="1" w:lastColumn="0" w:lastRow="0" w:noHBand="0" w:noVBand="1" w:val="04A0"/>
+        <w:tblLook w:val="04A0" w:firstRow="1" w:lastRow="0" w:firstColumn="1" w:lastColumn="0" w:noHBand="0" w:noVBand="1"/>
       </w:tblPr>
       <w:tblGrid>
-        <w:gridCol w:w="4680"/>
-        <w:gridCol w:w="4680"/>
+        <w:gridCol w:w="2160"/>
+        <w:gridCol w:w="3600"/>
       </w:tblGrid>
       <w:tr>
+        <w:trPr>
+          <w:jc w:val="center"/>
+        </w:trPr>
         <w:tc>
           <w:tcPr>
-            <w:tcW w:type="dxa" w:w="2160"/>
+            <w:tcW w:w="2160" w:type="dxa"/>
           </w:tcPr>
           <w:p>
+            <w:pPr>
+              <w:spacing w:before="60" w:after="60"/>
+            </w:pPr>
             <w:r>
               <w:t>版本</w:t>
             </w:r>
@@ -212,9 +226,12 @@
         </w:tc>
         <w:tc>
           <w:tcPr>
-            <w:tcW w:type="dxa" w:w="3600"/>
+            <w:tcW w:w="3600" w:type="dxa"/>
           </w:tcPr>
           <w:p>
+            <w:pPr>
+              <w:spacing w:before="60" w:after="60"/>
+            </w:pPr>
             <w:r>
               <w:t>1.0</w:t>
             </w:r>
@@ -222,11 +239,17 @@
         </w:tc>
       </w:tr>
       <w:tr>
+        <w:trPr>
+          <w:jc w:val="center"/>
+        </w:trPr>
         <w:tc>
           <w:tcPr>
-            <w:tcW w:type="dxa" w:w="2160"/>
+            <w:tcW w:w="2160" w:type="dxa"/>
           </w:tcPr>
           <w:p>
+            <w:pPr>
+              <w:spacing w:before="60" w:after="60"/>
+            </w:pPr>
             <w:r>
               <w:t>建立日期</w:t>
             </w:r>
@@ -234,21 +257,30 @@
         </w:tc>
         <w:tc>
           <w:tcPr>
-            <w:tcW w:type="dxa" w:w="3600"/>
+            <w:tcW w:w="3600" w:type="dxa"/>
           </w:tcPr>
           <w:p>
+            <w:pPr>
+              <w:spacing w:before="60" w:after="60"/>
+            </w:pPr>
             <w:r>
-              <w:t>2026/10/19</w:t>
+              <w:t>2026/10/20</w:t>
             </w:r>
           </w:p>
         </w:tc>
       </w:tr>
       <w:tr>
+        <w:trPr>
+          <w:jc w:val="center"/>
+        </w:trPr>
         <w:tc>
           <w:tcPr>
-            <w:tcW w:type="dxa" w:w="2160"/>
+            <w:tcW w:w="2160" w:type="dxa"/>
           </w:tcPr>
           <w:p>
+            <w:pPr>
+              <w:spacing w:before="60" w:after="60"/>
+            </w:pPr>
             <w:r>
               <w:t>更新日期</w:t>
             </w:r>
@@ -256,19 +288,27 @@
         </w:tc>
         <w:tc>
           <w:tcPr>
-            <w:tcW w:type="dxa" w:w="3600"/>
+            <w:tcW w:w="3600" w:type="dxa"/>
           </w:tcPr>
           <w:p>
-            <w:r/>
+            <w:pPr>
+              <w:spacing w:before="60" w:after="60"/>
+            </w:pPr>
           </w:p>
         </w:tc>
       </w:tr>
       <w:tr>
+        <w:trPr>
+          <w:jc w:val="center"/>
+        </w:trPr>
         <w:tc>
           <w:tcPr>
-            <w:tcW w:type="dxa" w:w="2160"/>
+            <w:tcW w:w="2160" w:type="dxa"/>
           </w:tcPr>
           <w:p>
+            <w:pPr>
+              <w:spacing w:before="60" w:after="60"/>
+            </w:pPr>
             <w:r>
               <w:t>作者</w:t>
             </w:r>
@@ -276,9 +316,12 @@
         </w:tc>
         <w:tc>
           <w:tcPr>
-            <w:tcW w:type="dxa" w:w="3600"/>
+            <w:tcW w:w="3600" w:type="dxa"/>
           </w:tcPr>
           <w:p>
+            <w:pPr>
+              <w:spacing w:before="60" w:after="60"/>
+            </w:pPr>
             <w:r>
               <w:t>朱可棠</w:t>
             </w:r>
@@ -289,31 +332,38 @@
     <w:p>
       <w:pPr>
         <w:pStyle w:val="Heading1NoTOC"/>
-        <w:pageBreakBefore/>
       </w:pPr>
       <w:r>
-        <w:t>文件制/修訂履歷</w:t>
+        <w:lastRenderedPageBreak/>
+        <w:t>文件制</w:t>
+      </w:r>
+      <w:r>
+        <w:t>/</w:t>
+      </w:r>
+      <w:r>
+        <w:t>修訂履歷</w:t>
       </w:r>
     </w:p>
     <w:tbl>
       <w:tblPr>
         <w:tblStyle w:val="aff2"/>
-        <w:tblW w:type="auto" w:w="0"/>
-        <w:tblLook w:firstColumn="1" w:firstRow="1" w:lastColumn="0" w:lastRow="0" w:noHBand="0" w:noVBand="1" w:val="04A0"/>
+        <w:tblW w:w="0" w:type="auto"/>
+        <w:tblLook w:val="04A0" w:firstRow="1" w:lastRow="0" w:firstColumn="1" w:lastColumn="0" w:noHBand="0" w:noVBand="1"/>
       </w:tblPr>
       <w:tblGrid>
-        <w:gridCol w:w="2340"/>
-        <w:gridCol w:w="2340"/>
-        <w:gridCol w:w="2340"/>
-        <w:gridCol w:w="2340"/>
+        <w:gridCol w:w="1151"/>
+        <w:gridCol w:w="1729"/>
+        <w:gridCol w:w="4320"/>
+        <w:gridCol w:w="2160"/>
       </w:tblGrid>
       <w:tr>
         <w:tc>
           <w:tcPr>
-            <w:tcW w:type="dxa" w:w="1151"/>
+            <w:tcW w:w="1151" w:type="dxa"/>
           </w:tcPr>
           <w:p>
             <w:pPr>
+              <w:spacing w:before="60" w:after="60"/>
               <w:jc w:val="center"/>
             </w:pPr>
             <w:r>
@@ -326,10 +376,11 @@
         </w:tc>
         <w:tc>
           <w:tcPr>
-            <w:tcW w:type="dxa" w:w="1729"/>
+            <w:tcW w:w="1729" w:type="dxa"/>
           </w:tcPr>
           <w:p>
             <w:pPr>
+              <w:spacing w:before="60" w:after="60"/>
               <w:jc w:val="center"/>
             </w:pPr>
             <w:r>
@@ -342,10 +393,11 @@
         </w:tc>
         <w:tc>
           <w:tcPr>
-            <w:tcW w:type="dxa" w:w="4320"/>
+            <w:tcW w:w="4320" w:type="dxa"/>
           </w:tcPr>
           <w:p>
             <w:pPr>
+              <w:spacing w:before="60" w:after="60"/>
               <w:jc w:val="center"/>
             </w:pPr>
             <w:r>
@@ -358,10 +410,11 @@
         </w:tc>
         <w:tc>
           <w:tcPr>
-            <w:tcW w:type="dxa" w:w="2160"/>
+            <w:tcW w:w="2160" w:type="dxa"/>
           </w:tcPr>
           <w:p>
             <w:pPr>
+              <w:spacing w:before="60" w:after="60"/>
               <w:jc w:val="center"/>
             </w:pPr>
             <w:r>
@@ -376,10 +429,11 @@
       <w:tr>
         <w:tc>
           <w:tcPr>
-            <w:tcW w:type="dxa" w:w="1151"/>
+            <w:tcW w:w="1151" w:type="dxa"/>
           </w:tcPr>
           <w:p>
             <w:pPr>
+              <w:spacing w:before="60" w:after="60"/>
               <w:jc w:val="center"/>
             </w:pPr>
             <w:r>
@@ -389,22 +443,26 @@
         </w:tc>
         <w:tc>
           <w:tcPr>
-            <w:tcW w:type="dxa" w:w="1729"/>
+            <w:tcW w:w="1729" w:type="dxa"/>
           </w:tcPr>
           <w:p>
             <w:pPr>
+              <w:spacing w:before="60" w:after="60"/>
               <w:jc w:val="center"/>
             </w:pPr>
             <w:r>
-              <w:t>2026/10/19</w:t>
+              <w:t>2026/10/20</w:t>
             </w:r>
           </w:p>
         </w:tc>
         <w:tc>
           <w:tcPr>
-            <w:tcW w:type="dxa" w:w="4320"/>
+            <w:tcW w:w="4320" w:type="dxa"/>
           </w:tcPr>
           <w:p>
+            <w:pPr>
+              <w:spacing w:before="60" w:after="60"/>
+            </w:pPr>
             <w:r>
               <w:t>初次發行</w:t>
             </w:r>
@@ -412,10 +470,11 @@
         </w:tc>
         <w:tc>
           <w:tcPr>
-            <w:tcW w:type="dxa" w:w="2160"/>
+            <w:tcW w:w="2160" w:type="dxa"/>
           </w:tcPr>
           <w:p>
             <w:pPr>
+              <w:spacing w:before="60" w:after="60"/>
               <w:jc w:val="center"/>
             </w:pPr>
             <w:r>
@@ -428,25 +487,759 @@
     <w:p>
       <w:pPr>
         <w:pStyle w:val="Heading1NoTOC"/>
-        <w:pageBreakBefore/>
       </w:pPr>
       <w:r>
+        <w:lastRenderedPageBreak/>
         <w:t>目錄</w:t>
       </w:r>
     </w:p>
     <w:p>
+      <w:pPr>
+        <w:pStyle w:val="14"/>
+        <w:tabs>
+          <w:tab w:val="right" w:leader="dot" w:pos="9350"/>
+        </w:tabs>
+        <w:rPr>
+          <w:rFonts w:asciiTheme="minorHAnsi" w:eastAsiaTheme="minorEastAsia" w:hAnsiTheme="minorHAnsi" w:cstheme="minorBidi"/>
+          <w:noProof/>
+          <w:color w:val="auto"/>
+          <w:kern w:val="2"/>
+          <w:szCs w:val="22"/>
+        </w:rPr>
+      </w:pPr>
       <w:r>
         <w:fldChar w:fldCharType="begin"/>
-        <w:instrText xml:space="preserve">TOC \o "1-2" \h \z \u</w:instrText>
+      </w:r>
+      <w:r>
+        <w:instrText>TOC \o "1-2" \h \z \u</w:instrText>
+      </w:r>
+      <w:r>
         <w:fldChar w:fldCharType="separate"/>
-        <w:t>目錄將於開啟文件時自動更新</w:t>
+      </w:r>
+      <w:hyperlink w:anchor="_Toc243386637" w:history="1">
+        <w:r>
+          <w:rPr>
+            <w:rStyle w:val="affb"/>
+            <w:rFonts w:hint="eastAsia"/>
+            <w:noProof/>
+          </w:rPr>
+          <w:t>壹、作業說明</w:t>
+        </w:r>
+        <w:r>
+          <w:rPr>
+            <w:noProof/>
+            <w:webHidden/>
+          </w:rPr>
+          <w:tab/>
+        </w:r>
+        <w:r>
+          <w:rPr>
+            <w:noProof/>
+            <w:webHidden/>
+          </w:rPr>
+          <w:fldChar w:fldCharType="begin"/>
+        </w:r>
+        <w:r>
+          <w:rPr>
+            <w:noProof/>
+            <w:webHidden/>
+          </w:rPr>
+          <w:instrText xml:space="preserve"> PAGEREF _Toc243386637 \h </w:instrText>
+        </w:r>
+        <w:r>
+          <w:rPr>
+            <w:noProof/>
+            <w:webHidden/>
+          </w:rPr>
+        </w:r>
+        <w:r>
+          <w:rPr>
+            <w:noProof/>
+            <w:webHidden/>
+          </w:rPr>
+          <w:fldChar w:fldCharType="separate"/>
+        </w:r>
+        <w:r>
+          <w:rPr>
+            <w:noProof/>
+            <w:webHidden/>
+          </w:rPr>
+          <w:t>1</w:t>
+        </w:r>
+        <w:r>
+          <w:rPr>
+            <w:noProof/>
+            <w:webHidden/>
+          </w:rPr>
+          <w:fldChar w:fldCharType="end"/>
+        </w:r>
+      </w:hyperlink>
+    </w:p>
+    <w:p>
+      <w:pPr>
+        <w:pStyle w:val="2a"/>
+        <w:tabs>
+          <w:tab w:val="right" w:leader="dot" w:pos="9350"/>
+        </w:tabs>
+        <w:rPr>
+          <w:rFonts w:asciiTheme="minorHAnsi" w:eastAsiaTheme="minorEastAsia" w:hAnsiTheme="minorHAnsi" w:cstheme="minorBidi"/>
+          <w:noProof/>
+          <w:color w:val="auto"/>
+          <w:kern w:val="2"/>
+          <w:szCs w:val="22"/>
+        </w:rPr>
+      </w:pPr>
+      <w:hyperlink w:anchor="_Toc243386638" w:history="1">
+        <w:r>
+          <w:rPr>
+            <w:rStyle w:val="affb"/>
+            <w:rFonts w:hint="eastAsia"/>
+            <w:noProof/>
+          </w:rPr>
+          <w:t>一、使用情境</w:t>
+        </w:r>
+        <w:r>
+          <w:rPr>
+            <w:noProof/>
+            <w:webHidden/>
+          </w:rPr>
+          <w:tab/>
+        </w:r>
+        <w:r>
+          <w:rPr>
+            <w:noProof/>
+            <w:webHidden/>
+          </w:rPr>
+          <w:fldChar w:fldCharType="begin"/>
+        </w:r>
+        <w:r>
+          <w:rPr>
+            <w:noProof/>
+            <w:webHidden/>
+          </w:rPr>
+          <w:instrText xml:space="preserve"> PAGEREF _Toc243386638 \h </w:instrText>
+        </w:r>
+        <w:r>
+          <w:rPr>
+            <w:noProof/>
+            <w:webHidden/>
+          </w:rPr>
+        </w:r>
+        <w:r>
+          <w:rPr>
+            <w:noProof/>
+            <w:webHidden/>
+          </w:rPr>
+          <w:fldChar w:fldCharType="separate"/>
+        </w:r>
+        <w:r>
+          <w:rPr>
+            <w:noProof/>
+            <w:webHidden/>
+          </w:rPr>
+          <w:t>1</w:t>
+        </w:r>
+        <w:r>
+          <w:rPr>
+            <w:noProof/>
+            <w:webHidden/>
+          </w:rPr>
+          <w:fldChar w:fldCharType="end"/>
+        </w:r>
+      </w:hyperlink>
+    </w:p>
+    <w:p>
+      <w:pPr>
+        <w:pStyle w:val="2a"/>
+        <w:tabs>
+          <w:tab w:val="right" w:leader="dot" w:pos="9350"/>
+        </w:tabs>
+        <w:rPr>
+          <w:rFonts w:asciiTheme="minorHAnsi" w:eastAsiaTheme="minorEastAsia" w:hAnsiTheme="minorHAnsi" w:cstheme="minorBidi"/>
+          <w:noProof/>
+          <w:color w:val="auto"/>
+          <w:kern w:val="2"/>
+          <w:szCs w:val="22"/>
+        </w:rPr>
+      </w:pPr>
+      <w:hyperlink w:anchor="_Toc243386639" w:history="1">
+        <w:r>
+          <w:rPr>
+            <w:rStyle w:val="affb"/>
+            <w:rFonts w:hint="eastAsia"/>
+            <w:noProof/>
+          </w:rPr>
+          <w:t>二、進入路徑</w:t>
+        </w:r>
+        <w:r>
+          <w:rPr>
+            <w:noProof/>
+            <w:webHidden/>
+          </w:rPr>
+          <w:tab/>
+        </w:r>
+        <w:r>
+          <w:rPr>
+            <w:noProof/>
+            <w:webHidden/>
+          </w:rPr>
+          <w:fldChar w:fldCharType="begin"/>
+        </w:r>
+        <w:r>
+          <w:rPr>
+            <w:noProof/>
+            <w:webHidden/>
+          </w:rPr>
+          <w:instrText xml:space="preserve"> PAGEREF _Toc243386639 \h </w:instrText>
+        </w:r>
+        <w:r>
+          <w:rPr>
+            <w:noProof/>
+            <w:webHidden/>
+          </w:rPr>
+        </w:r>
+        <w:r>
+          <w:rPr>
+            <w:noProof/>
+            <w:webHidden/>
+          </w:rPr>
+          <w:fldChar w:fldCharType="separate"/>
+        </w:r>
+        <w:r>
+          <w:rPr>
+            <w:noProof/>
+            <w:webHidden/>
+          </w:rPr>
+          <w:t>1</w:t>
+        </w:r>
+        <w:r>
+          <w:rPr>
+            <w:noProof/>
+            <w:webHidden/>
+          </w:rPr>
+          <w:fldChar w:fldCharType="end"/>
+        </w:r>
+      </w:hyperlink>
+    </w:p>
+    <w:p>
+      <w:pPr>
+        <w:pStyle w:val="14"/>
+        <w:tabs>
+          <w:tab w:val="right" w:leader="dot" w:pos="9350"/>
+        </w:tabs>
+        <w:rPr>
+          <w:rFonts w:asciiTheme="minorHAnsi" w:eastAsiaTheme="minorEastAsia" w:hAnsiTheme="minorHAnsi" w:cstheme="minorBidi"/>
+          <w:noProof/>
+          <w:color w:val="auto"/>
+          <w:kern w:val="2"/>
+          <w:szCs w:val="22"/>
+        </w:rPr>
+      </w:pPr>
+      <w:hyperlink w:anchor="_Toc243386640" w:history="1">
+        <w:r>
+          <w:rPr>
+            <w:rStyle w:val="affb"/>
+            <w:rFonts w:hint="eastAsia"/>
+            <w:noProof/>
+          </w:rPr>
+          <w:t>貳、操作說明</w:t>
+        </w:r>
+        <w:r>
+          <w:rPr>
+            <w:noProof/>
+            <w:webHidden/>
+          </w:rPr>
+          <w:tab/>
+        </w:r>
+        <w:r>
+          <w:rPr>
+            <w:noProof/>
+            <w:webHidden/>
+          </w:rPr>
+          <w:fldChar w:fldCharType="begin"/>
+        </w:r>
+        <w:r>
+          <w:rPr>
+            <w:noProof/>
+            <w:webHidden/>
+          </w:rPr>
+          <w:instrText xml:space="preserve"> PAGEREF _Toc243386640 \h </w:instrText>
+        </w:r>
+        <w:r>
+          <w:rPr>
+            <w:noProof/>
+            <w:webHidden/>
+          </w:rPr>
+        </w:r>
+        <w:r>
+          <w:rPr>
+            <w:noProof/>
+            <w:webHidden/>
+          </w:rPr>
+          <w:fldChar w:fldCharType="separate"/>
+        </w:r>
+        <w:r>
+          <w:rPr>
+            <w:noProof/>
+            <w:webHidden/>
+          </w:rPr>
+          <w:t>2</w:t>
+        </w:r>
+        <w:r>
+          <w:rPr>
+            <w:noProof/>
+            <w:webHidden/>
+          </w:rPr>
+          <w:fldChar w:fldCharType="end"/>
+        </w:r>
+      </w:hyperlink>
+    </w:p>
+    <w:p>
+      <w:pPr>
+        <w:pStyle w:val="2a"/>
+        <w:tabs>
+          <w:tab w:val="right" w:leader="dot" w:pos="9350"/>
+        </w:tabs>
+        <w:rPr>
+          <w:rFonts w:asciiTheme="minorHAnsi" w:eastAsiaTheme="minorEastAsia" w:hAnsiTheme="minorHAnsi" w:cstheme="minorBidi"/>
+          <w:noProof/>
+          <w:color w:val="auto"/>
+          <w:kern w:val="2"/>
+          <w:szCs w:val="22"/>
+        </w:rPr>
+      </w:pPr>
+      <w:hyperlink w:anchor="_Toc243386641" w:history="1">
+        <w:r>
+          <w:rPr>
+            <w:rStyle w:val="affb"/>
+            <w:rFonts w:hint="eastAsia"/>
+            <w:noProof/>
+          </w:rPr>
+          <w:t>一、申請重設密碼</w:t>
+        </w:r>
+        <w:r>
+          <w:rPr>
+            <w:noProof/>
+            <w:webHidden/>
+          </w:rPr>
+          <w:tab/>
+        </w:r>
+        <w:r>
+          <w:rPr>
+            <w:noProof/>
+            <w:webHidden/>
+          </w:rPr>
+          <w:fldChar w:fldCharType="begin"/>
+        </w:r>
+        <w:r>
+          <w:rPr>
+            <w:noProof/>
+            <w:webHidden/>
+          </w:rPr>
+          <w:instrText xml:space="preserve"> PAGEREF _Toc243386641 \h </w:instrText>
+        </w:r>
+        <w:r>
+          <w:rPr>
+            <w:noProof/>
+            <w:webHidden/>
+          </w:rPr>
+        </w:r>
+        <w:r>
+          <w:rPr>
+            <w:noProof/>
+            <w:webHidden/>
+          </w:rPr>
+          <w:fldChar w:fldCharType="separate"/>
+        </w:r>
+        <w:r>
+          <w:rPr>
+            <w:noProof/>
+            <w:webHidden/>
+          </w:rPr>
+          <w:t>2</w:t>
+        </w:r>
+        <w:r>
+          <w:rPr>
+            <w:noProof/>
+            <w:webHidden/>
+          </w:rPr>
+          <w:fldChar w:fldCharType="end"/>
+        </w:r>
+      </w:hyperlink>
+    </w:p>
+    <w:p>
+      <w:pPr>
+        <w:pStyle w:val="2a"/>
+        <w:tabs>
+          <w:tab w:val="right" w:leader="dot" w:pos="9350"/>
+        </w:tabs>
+        <w:rPr>
+          <w:rFonts w:asciiTheme="minorHAnsi" w:eastAsiaTheme="minorEastAsia" w:hAnsiTheme="minorHAnsi" w:cstheme="minorBidi"/>
+          <w:noProof/>
+          <w:color w:val="auto"/>
+          <w:kern w:val="2"/>
+          <w:szCs w:val="22"/>
+        </w:rPr>
+      </w:pPr>
+      <w:hyperlink w:anchor="_Toc243386642" w:history="1">
+        <w:r>
+          <w:rPr>
+            <w:rStyle w:val="affb"/>
+            <w:rFonts w:hint="eastAsia"/>
+            <w:noProof/>
+          </w:rPr>
+          <w:t>二、設定新密碼</w:t>
+        </w:r>
+        <w:r>
+          <w:rPr>
+            <w:noProof/>
+            <w:webHidden/>
+          </w:rPr>
+          <w:tab/>
+        </w:r>
+        <w:r>
+          <w:rPr>
+            <w:noProof/>
+            <w:webHidden/>
+          </w:rPr>
+          <w:fldChar w:fldCharType="begin"/>
+        </w:r>
+        <w:r>
+          <w:rPr>
+            <w:noProof/>
+            <w:webHidden/>
+          </w:rPr>
+          <w:instrText xml:space="preserve"> PAGEREF _Toc243386642 \h </w:instrText>
+        </w:r>
+        <w:r>
+          <w:rPr>
+            <w:noProof/>
+            <w:webHidden/>
+          </w:rPr>
+        </w:r>
+        <w:r>
+          <w:rPr>
+            <w:noProof/>
+            <w:webHidden/>
+          </w:rPr>
+          <w:fldChar w:fldCharType="separate"/>
+        </w:r>
+        <w:r>
+          <w:rPr>
+            <w:noProof/>
+            <w:webHidden/>
+          </w:rPr>
+          <w:t>3</w:t>
+        </w:r>
+        <w:r>
+          <w:rPr>
+            <w:noProof/>
+            <w:webHidden/>
+          </w:rPr>
+          <w:fldChar w:fldCharType="end"/>
+        </w:r>
+      </w:hyperlink>
+    </w:p>
+    <w:p>
+      <w:pPr>
+        <w:pStyle w:val="14"/>
+        <w:tabs>
+          <w:tab w:val="right" w:leader="dot" w:pos="9350"/>
+        </w:tabs>
+        <w:rPr>
+          <w:rFonts w:asciiTheme="minorHAnsi" w:eastAsiaTheme="minorEastAsia" w:hAnsiTheme="minorHAnsi" w:cstheme="minorBidi"/>
+          <w:noProof/>
+          <w:color w:val="auto"/>
+          <w:kern w:val="2"/>
+          <w:szCs w:val="22"/>
+        </w:rPr>
+      </w:pPr>
+      <w:hyperlink w:anchor="_Toc243386643" w:history="1">
+        <w:r>
+          <w:rPr>
+            <w:rStyle w:val="affb"/>
+            <w:rFonts w:hint="eastAsia"/>
+            <w:noProof/>
+          </w:rPr>
+          <w:t>參、常見訊息與處置</w:t>
+        </w:r>
+        <w:r>
+          <w:rPr>
+            <w:noProof/>
+            <w:webHidden/>
+          </w:rPr>
+          <w:tab/>
+        </w:r>
+        <w:r>
+          <w:rPr>
+            <w:noProof/>
+            <w:webHidden/>
+          </w:rPr>
+          <w:fldChar w:fldCharType="begin"/>
+        </w:r>
+        <w:r>
+          <w:rPr>
+            <w:noProof/>
+            <w:webHidden/>
+          </w:rPr>
+          <w:instrText xml:space="preserve"> PAGEREF _Toc243386643 \h </w:instrText>
+        </w:r>
+        <w:r>
+          <w:rPr>
+            <w:noProof/>
+            <w:webHidden/>
+          </w:rPr>
+        </w:r>
+        <w:r>
+          <w:rPr>
+            <w:noProof/>
+            <w:webHidden/>
+          </w:rPr>
+          <w:fldChar w:fldCharType="separate"/>
+        </w:r>
+        <w:r>
+          <w:rPr>
+            <w:noProof/>
+            <w:webHidden/>
+          </w:rPr>
+          <w:t>5</w:t>
+        </w:r>
+        <w:r>
+          <w:rPr>
+            <w:noProof/>
+            <w:webHidden/>
+          </w:rPr>
+          <w:fldChar w:fldCharType="end"/>
+        </w:r>
+      </w:hyperlink>
+    </w:p>
+    <w:p>
+      <w:pPr>
+        <w:pStyle w:val="2a"/>
+        <w:tabs>
+          <w:tab w:val="right" w:leader="dot" w:pos="9350"/>
+        </w:tabs>
+        <w:rPr>
+          <w:rFonts w:asciiTheme="minorHAnsi" w:eastAsiaTheme="minorEastAsia" w:hAnsiTheme="minorHAnsi" w:cstheme="minorBidi"/>
+          <w:noProof/>
+          <w:color w:val="auto"/>
+          <w:kern w:val="2"/>
+          <w:szCs w:val="22"/>
+        </w:rPr>
+      </w:pPr>
+      <w:hyperlink w:anchor="_Toc243386644" w:history="1">
+        <w:r>
+          <w:rPr>
+            <w:rStyle w:val="affb"/>
+            <w:rFonts w:hint="eastAsia"/>
+            <w:noProof/>
+          </w:rPr>
+          <w:t>一、被擋下（動作沒有完成）</w:t>
+        </w:r>
+        <w:r>
+          <w:rPr>
+            <w:noProof/>
+            <w:webHidden/>
+          </w:rPr>
+          <w:tab/>
+        </w:r>
+        <w:r>
+          <w:rPr>
+            <w:noProof/>
+            <w:webHidden/>
+          </w:rPr>
+          <w:fldChar w:fldCharType="begin"/>
+        </w:r>
+        <w:r>
+          <w:rPr>
+            <w:noProof/>
+            <w:webHidden/>
+          </w:rPr>
+          <w:instrText xml:space="preserve"> PAGEREF _Toc243386644 \h </w:instrText>
+        </w:r>
+        <w:r>
+          <w:rPr>
+            <w:noProof/>
+            <w:webHidden/>
+          </w:rPr>
+        </w:r>
+        <w:r>
+          <w:rPr>
+            <w:noProof/>
+            <w:webHidden/>
+          </w:rPr>
+          <w:fldChar w:fldCharType="separate"/>
+        </w:r>
+        <w:r>
+          <w:rPr>
+            <w:noProof/>
+            <w:webHidden/>
+          </w:rPr>
+          <w:t>5</w:t>
+        </w:r>
+        <w:r>
+          <w:rPr>
+            <w:noProof/>
+            <w:webHidden/>
+          </w:rPr>
+          <w:fldChar w:fldCharType="end"/>
+        </w:r>
+      </w:hyperlink>
+    </w:p>
+    <w:p>
+      <w:pPr>
+        <w:pStyle w:val="2a"/>
+        <w:tabs>
+          <w:tab w:val="right" w:leader="dot" w:pos="9350"/>
+        </w:tabs>
+        <w:rPr>
+          <w:rFonts w:asciiTheme="minorHAnsi" w:eastAsiaTheme="minorEastAsia" w:hAnsiTheme="minorHAnsi" w:cstheme="minorBidi"/>
+          <w:noProof/>
+          <w:color w:val="auto"/>
+          <w:kern w:val="2"/>
+          <w:szCs w:val="22"/>
+        </w:rPr>
+      </w:pPr>
+      <w:hyperlink w:anchor="_Toc243386645" w:history="1">
+        <w:r>
+          <w:rPr>
+            <w:rStyle w:val="affb"/>
+            <w:rFonts w:hint="eastAsia"/>
+            <w:noProof/>
+          </w:rPr>
+          <w:t>二、送出後的結果訊息</w:t>
+        </w:r>
+        <w:r>
+          <w:rPr>
+            <w:noProof/>
+            <w:webHidden/>
+          </w:rPr>
+          <w:tab/>
+        </w:r>
+        <w:r>
+          <w:rPr>
+            <w:noProof/>
+            <w:webHidden/>
+          </w:rPr>
+          <w:fldChar w:fldCharType="begin"/>
+        </w:r>
+        <w:r>
+          <w:rPr>
+            <w:noProof/>
+            <w:webHidden/>
+          </w:rPr>
+          <w:instrText xml:space="preserve"> PAGEREF _Toc243386645 \h </w:instrText>
+        </w:r>
+        <w:r>
+          <w:rPr>
+            <w:noProof/>
+            <w:webHidden/>
+          </w:rPr>
+        </w:r>
+        <w:r>
+          <w:rPr>
+            <w:noProof/>
+            <w:webHidden/>
+          </w:rPr>
+          <w:fldChar w:fldCharType="separate"/>
+        </w:r>
+        <w:r>
+          <w:rPr>
+            <w:noProof/>
+            <w:webHidden/>
+          </w:rPr>
+          <w:t>5</w:t>
+        </w:r>
+        <w:r>
+          <w:rPr>
+            <w:noProof/>
+            <w:webHidden/>
+          </w:rPr>
+          <w:fldChar w:fldCharType="end"/>
+        </w:r>
+      </w:hyperlink>
+    </w:p>
+    <w:p>
+      <w:pPr>
+        <w:pStyle w:val="2a"/>
+        <w:tabs>
+          <w:tab w:val="right" w:leader="dot" w:pos="9350"/>
+        </w:tabs>
+        <w:rPr>
+          <w:rFonts w:asciiTheme="minorHAnsi" w:eastAsiaTheme="minorEastAsia" w:hAnsiTheme="minorHAnsi" w:cstheme="minorBidi"/>
+          <w:noProof/>
+          <w:color w:val="auto"/>
+          <w:kern w:val="2"/>
+          <w:szCs w:val="22"/>
+        </w:rPr>
+      </w:pPr>
+      <w:hyperlink w:anchor="_Toc243386646" w:history="1">
+        <w:r>
+          <w:rPr>
+            <w:rStyle w:val="affb"/>
+            <w:rFonts w:hint="eastAsia"/>
+            <w:noProof/>
+          </w:rPr>
+          <w:t>三、其他情況</w:t>
+        </w:r>
+        <w:r>
+          <w:rPr>
+            <w:noProof/>
+            <w:webHidden/>
+          </w:rPr>
+          <w:tab/>
+        </w:r>
+        <w:r>
+          <w:rPr>
+            <w:noProof/>
+            <w:webHidden/>
+          </w:rPr>
+          <w:fldChar w:fldCharType="begin"/>
+        </w:r>
+        <w:r>
+          <w:rPr>
+            <w:noProof/>
+            <w:webHidden/>
+          </w:rPr>
+          <w:instrText xml:space="preserve"> PAGEREF _Toc243386646 \h </w:instrText>
+        </w:r>
+        <w:r>
+          <w:rPr>
+            <w:noProof/>
+            <w:webHidden/>
+          </w:rPr>
+        </w:r>
+        <w:r>
+          <w:rPr>
+            <w:noProof/>
+            <w:webHidden/>
+          </w:rPr>
+          <w:fldChar w:fldCharType="separate"/>
+        </w:r>
+        <w:r>
+          <w:rPr>
+            <w:noProof/>
+            <w:webHidden/>
+          </w:rPr>
+          <w:t>5</w:t>
+        </w:r>
+        <w:r>
+          <w:rPr>
+            <w:noProof/>
+            <w:webHidden/>
+          </w:rPr>
+          <w:fldChar w:fldCharType="end"/>
+        </w:r>
+      </w:hyperlink>
+    </w:p>
+    <w:p>
+      <w:r>
         <w:fldChar w:fldCharType="end"/>
       </w:r>
     </w:p>
     <w:p>
       <w:pPr>
         <w:sectPr>
-          <w:footerReference w:type="default" r:id="rId8"/>
           <w:pgSz w:w="12240" w:h="15840"/>
           <w:pgMar w:top="1440" w:right="1440" w:bottom="1440" w:left="1440" w:header="720" w:footer="720" w:gutter="0"/>
           <w:cols w:space="720"/>
@@ -458,20 +1251,26 @@
       <w:pPr>
         <w:pStyle w:val="1"/>
       </w:pPr>
+      <w:bookmarkStart w:id="1" w:name="_Toc243386637"/>
       <w:r>
+        <w:lastRenderedPageBreak/>
         <w:t>壹、作業說明</w:t>
       </w:r>
+      <w:bookmarkEnd w:id="1"/>
     </w:p>
     <w:p>
       <w:pPr>
         <w:pStyle w:val="2"/>
       </w:pPr>
+      <w:bookmarkStart w:id="2" w:name="_Toc243386638"/>
       <w:r>
         <w:t>一、使用情境</w:t>
       </w:r>
+      <w:bookmarkEnd w:id="2"/>
     </w:p>
     <w:p>
       <w:pPr>
+        <w:keepNext/>
         <w:ind w:firstLine="482"/>
       </w:pPr>
       <w:r>
@@ -496,7 +1295,13 @@
         </w:numPr>
       </w:pPr>
       <w:r>
-        <w:t>於登入畫面輸入 Email 申請，系統寄出密碼重設信</w:t>
+        <w:t>於登入畫面輸入</w:t>
+      </w:r>
+      <w:r>
+        <w:t xml:space="preserve"> Email </w:t>
+      </w:r>
+      <w:r>
+        <w:t>申請，系統寄出密碼重設信</w:t>
       </w:r>
     </w:p>
     <w:p>
@@ -514,7 +1319,7 @@
     <w:p>
       <w:pPr>
         <w:spacing w:before="80" w:after="80"/>
-        <w:ind w:left="283" w:firstLine="0"/>
+        <w:ind w:left="283"/>
       </w:pPr>
       <w:r>
         <w:t>注意：重設密碼</w:t>
@@ -526,16 +1331,24 @@
         <w:t>不會解除帳號的鎖定或停用</w:t>
       </w:r>
       <w:r>
-        <w:t>。帳號因連續輸錯密碼被鎖定者，重設後仍需等候鎖定時間結束（預設 30 分鐘）或請管理者解鎖；帳號被停用者需請管理者重新啟用。</w:t>
+        <w:t>。帳號因連續輸錯密碼被鎖定者，重設後仍需等候鎖定時間結束（預設</w:t>
+      </w:r>
+      <w:r>
+        <w:t xml:space="preserve"> 30 </w:t>
+      </w:r>
+      <w:r>
+        <w:t>分鐘）或請管理者解鎖；帳號被停用者需請管理者重新啟用。</w:t>
       </w:r>
     </w:p>
     <w:p>
       <w:pPr>
         <w:pStyle w:val="2"/>
       </w:pPr>
+      <w:bookmarkStart w:id="3" w:name="_Toc243386639"/>
       <w:r>
         <w:t>二、進入路徑</w:t>
       </w:r>
+      <w:bookmarkEnd w:id="3"/>
     </w:p>
     <w:p>
       <w:pPr>
@@ -549,17 +1362,22 @@
       <w:pPr>
         <w:pStyle w:val="1"/>
       </w:pPr>
+      <w:bookmarkStart w:id="4" w:name="_Toc243386640"/>
       <w:r>
+        <w:lastRenderedPageBreak/>
         <w:t>貳、操作說明</w:t>
       </w:r>
+      <w:bookmarkEnd w:id="4"/>
     </w:p>
     <w:p>
       <w:pPr>
         <w:pStyle w:val="2"/>
       </w:pPr>
+      <w:bookmarkStart w:id="5" w:name="_Toc243386641"/>
       <w:r>
         <w:t>一、申請重設密碼</w:t>
       </w:r>
+      <w:bookmarkEnd w:id="5"/>
     </w:p>
     <w:p>
       <w:pPr>
@@ -582,7 +1400,16 @@
         </w:numPr>
       </w:pPr>
       <w:r>
-        <w:t>於「帳號（Email）」輸入註冊時使用的 Email</w:t>
+        <w:t>於「帳號（</w:t>
+      </w:r>
+      <w:r>
+        <w:t>Email</w:t>
+      </w:r>
+      <w:r>
+        <w:t>）」輸入註冊時使用的</w:t>
+      </w:r>
+      <w:r>
+        <w:t xml:space="preserve"> Email</w:t>
       </w:r>
     </w:p>
     <w:p>
@@ -601,22 +1428,100 @@
       <w:pPr>
         <w:keepNext/>
         <w:spacing w:before="160" w:after="40"/>
-        <w:ind w:left="0" w:firstLine="0"/>
         <w:jc w:val="center"/>
       </w:pPr>
       <w:r>
+        <w:rPr>
+          <w:noProof/>
+        </w:rPr>
         <w:drawing>
-          <wp:inline xmlns:a="http://schemas.openxmlformats.org/drawingml/2006/main" xmlns:pic="http://schemas.openxmlformats.org/drawingml/2006/picture">
-            <wp:extent cx="5580000" cy="4185000"/>
+          <wp:inline distT="0" distB="0" distL="0" distR="0">
+            <wp:extent cx="5072727" cy="3804545"/>
+            <wp:effectExtent l="0" t="0" r="0" b="0"/>
             <wp:docPr id="1" name="Picture 1"/>
             <wp:cNvGraphicFramePr>
-              <a:graphicFrameLocks noChangeAspect="1"/>
+              <a:graphicFrameLocks xmlns:a="http://schemas.openxmlformats.org/drawingml/2006/main" noChangeAspect="1"/>
             </wp:cNvGraphicFramePr>
-            <a:graphic>
+            <a:graphic xmlns:a="http://schemas.openxmlformats.org/drawingml/2006/main">
               <a:graphicData uri="http://schemas.openxmlformats.org/drawingml/2006/picture">
-                <pic:pic>
+                <pic:pic xmlns:pic="http://schemas.openxmlformats.org/drawingml/2006/picture">
                   <pic:nvPicPr>
                     <pic:cNvPr id="0" name="dp09-01.png"/>
+                    <pic:cNvPicPr/>
+                  </pic:nvPicPr>
+                  <pic:blipFill>
+                    <a:blip r:embed="rId8"/>
+                    <a:stretch>
+                      <a:fillRect/>
+                    </a:stretch>
+                  </pic:blipFill>
+                  <pic:spPr>
+                    <a:xfrm>
+                      <a:off x="0" y="0"/>
+                      <a:ext cx="5072727" cy="3804545"/>
+                    </a:xfrm>
+                    <a:prstGeom prst="rect">
+                      <a:avLst/>
+                    </a:prstGeom>
+                  </pic:spPr>
+                </pic:pic>
+              </a:graphicData>
+            </a:graphic>
+          </wp:inline>
+        </w:drawing>
+      </w:r>
+    </w:p>
+    <w:p>
+      <w:pPr>
+        <w:spacing w:after="160"/>
+        <w:jc w:val="center"/>
+      </w:pPr>
+      <w:r>
+        <w:rPr>
+          <w:color w:val="404040"/>
+          <w:sz w:val="20"/>
+        </w:rPr>
+        <w:t>點「忘記密碼？」後，輸入註冊時使用的</w:t>
+      </w:r>
+      <w:r>
+        <w:rPr>
+          <w:color w:val="404040"/>
+          <w:sz w:val="20"/>
+        </w:rPr>
+        <w:t xml:space="preserve"> Email </w:t>
+      </w:r>
+      <w:r>
+        <w:rPr>
+          <w:color w:val="404040"/>
+          <w:sz w:val="20"/>
+        </w:rPr>
+        <w:t>並按「送出」</w:t>
+      </w:r>
+    </w:p>
+    <w:p>
+      <w:pPr>
+        <w:keepNext/>
+        <w:spacing w:before="160" w:after="40"/>
+        <w:jc w:val="center"/>
+      </w:pPr>
+      <w:r>
+        <w:rPr>
+          <w:noProof/>
+        </w:rPr>
+        <w:lastRenderedPageBreak/>
+        <w:drawing>
+          <wp:inline distT="0" distB="0" distL="0" distR="0">
+            <wp:extent cx="5072727" cy="3221182"/>
+            <wp:effectExtent l="0" t="0" r="0" b="0"/>
+            <wp:docPr id="2" name="Picture 2"/>
+            <wp:cNvGraphicFramePr>
+              <a:graphicFrameLocks xmlns:a="http://schemas.openxmlformats.org/drawingml/2006/main" noChangeAspect="1"/>
+            </wp:cNvGraphicFramePr>
+            <a:graphic xmlns:a="http://schemas.openxmlformats.org/drawingml/2006/main">
+              <a:graphicData uri="http://schemas.openxmlformats.org/drawingml/2006/picture">
+                <pic:pic xmlns:pic="http://schemas.openxmlformats.org/drawingml/2006/picture">
+                  <pic:nvPicPr>
+                    <pic:cNvPr id="0" name="dp09-02.png"/>
                     <pic:cNvPicPr/>
                   </pic:nvPicPr>
                   <pic:blipFill>
@@ -628,9 +1533,11 @@
                   <pic:spPr>
                     <a:xfrm>
                       <a:off x="0" y="0"/>
-                      <a:ext cx="5580000" cy="4185000"/>
+                      <a:ext cx="5072727" cy="3221182"/>
                     </a:xfrm>
-                    <a:prstGeom prst="rect"/>
+                    <a:prstGeom prst="rect">
+                      <a:avLst/>
+                    </a:prstGeom>
                   </pic:spPr>
                 </pic:pic>
               </a:graphicData>
@@ -642,7 +1549,6 @@
     <w:p>
       <w:pPr>
         <w:spacing w:after="160"/>
-        <w:ind w:firstLine="0"/>
         <w:jc w:val="center"/>
       </w:pPr>
       <w:r>
@@ -650,29 +1556,175 @@
           <w:color w:val="404040"/>
           <w:sz w:val="20"/>
         </w:rPr>
-        <w:t>點「忘記密碼？」後，輸入註冊時使用的 Email 並按「送出」</w:t>
+        <w:t>送出後，不論</w:t>
+      </w:r>
+      <w:r>
+        <w:rPr>
+          <w:color w:val="404040"/>
+          <w:sz w:val="20"/>
+        </w:rPr>
+        <w:t xml:space="preserve"> Email </w:t>
+      </w:r>
+      <w:r>
+        <w:rPr>
+          <w:color w:val="404040"/>
+          <w:sz w:val="20"/>
+        </w:rPr>
+        <w:t>是否已註冊，一律顯示相同的提示文字</w:t>
       </w:r>
     </w:p>
     <w:p>
       <w:pPr>
+        <w:ind w:firstLine="482"/>
+      </w:pPr>
+      <w:r>
+        <w:t>畫面一律顯示「若該</w:t>
+      </w:r>
+      <w:r>
+        <w:t xml:space="preserve"> Email </w:t>
+      </w:r>
+      <w:r>
+        <w:t>已註冊，密碼重設信將寄至信箱，請於</w:t>
+      </w:r>
+      <w:r>
+        <w:t xml:space="preserve"> 30 </w:t>
+      </w:r>
+      <w:r>
+        <w:t>分鐘內完成重設」。為保護帳號資訊，不論</w:t>
+      </w:r>
+      <w:r>
+        <w:t xml:space="preserve"> Email </w:t>
+      </w:r>
+      <w:r>
+        <w:t>是否已註冊，畫面皆顯示這段相同的文字，而</w:t>
+      </w:r>
+      <w:r>
+        <w:rPr>
+          <w:b/>
+        </w:rPr>
+        <w:t>重設信只寄給已註冊的</w:t>
+      </w:r>
+      <w:r>
+        <w:rPr>
+          <w:b/>
+        </w:rPr>
+        <w:t xml:space="preserve"> </w:t>
+      </w:r>
+      <w:r>
+        <w:rPr>
+          <w:b/>
+        </w:rPr>
+        <w:t>Email</w:t>
+      </w:r>
+      <w:r>
+        <w:t xml:space="preserve">——Email </w:t>
+      </w:r>
+      <w:r>
+        <w:t>打錯或尚未註冊時，畫面看起來一樣，但收不到信。若遲遲未收到信，請先確認</w:t>
+      </w:r>
+      <w:r>
+        <w:t xml:space="preserve"> Email </w:t>
+      </w:r>
+      <w:r>
+        <w:t>是否正確並檢查垃圾郵件匣。</w:t>
+      </w:r>
+    </w:p>
+    <w:p>
+      <w:pPr>
+        <w:ind w:firstLine="482"/>
+      </w:pPr>
+      <w:r>
+        <w:t>按「返回登入」回到登入畫面。</w:t>
+      </w:r>
+    </w:p>
+    <w:p>
+      <w:pPr>
+        <w:pStyle w:val="2"/>
+      </w:pPr>
+      <w:bookmarkStart w:id="6" w:name="_Toc243386642"/>
+      <w:r>
+        <w:t>二、設定新密碼</w:t>
+      </w:r>
+      <w:bookmarkEnd w:id="6"/>
+    </w:p>
+    <w:p>
+      <w:pPr>
+        <w:pStyle w:val="af1"/>
+        <w:numPr>
+          <w:ilvl w:val="0"/>
+          <w:numId w:val="3"/>
+        </w:numPr>
+      </w:pPr>
+      <w:r>
+        <w:t>開啟重設信，點選信中的連結，進入「重設密碼」畫面</w:t>
+      </w:r>
+    </w:p>
+    <w:p>
+      <w:pPr>
+        <w:pStyle w:val="af1"/>
+        <w:numPr>
+          <w:ilvl w:val="0"/>
+          <w:numId w:val="3"/>
+        </w:numPr>
+      </w:pPr>
+      <w:r>
+        <w:t>於「新密碼」與「確認新密碼」輸入同一組密碼。規則列於欄位下方：至少</w:t>
+      </w:r>
+      <w:r>
+        <w:t xml:space="preserve"> 8 </w:t>
+      </w:r>
+      <w:r>
+        <w:t>字元（具教育訓練或文件管理管理者角色者至少</w:t>
+      </w:r>
+      <w:r>
+        <w:t xml:space="preserve"> 12 </w:t>
+      </w:r>
+      <w:r>
+        <w:t>字元），含大小寫英文、數字、特殊符號中至少</w:t>
+      </w:r>
+      <w:r>
+        <w:t xml:space="preserve"> 3 </w:t>
+      </w:r>
+      <w:r>
+        <w:t>種</w:t>
+      </w:r>
+    </w:p>
+    <w:p>
+      <w:pPr>
+        <w:pStyle w:val="af1"/>
+        <w:numPr>
+          <w:ilvl w:val="0"/>
+          <w:numId w:val="3"/>
+        </w:numPr>
+      </w:pPr>
+      <w:r>
+        <w:t>按「重設密碼」</w:t>
+      </w:r>
+    </w:p>
+    <w:p>
+      <w:pPr>
         <w:keepNext/>
         <w:spacing w:before="160" w:after="40"/>
-        <w:ind w:left="0" w:firstLine="0"/>
         <w:jc w:val="center"/>
       </w:pPr>
       <w:r>
+        <w:rPr>
+          <w:noProof/>
+        </w:rPr>
+        <w:lastRenderedPageBreak/>
         <w:drawing>
-          <wp:inline xmlns:a="http://schemas.openxmlformats.org/drawingml/2006/main" xmlns:pic="http://schemas.openxmlformats.org/drawingml/2006/picture">
-            <wp:extent cx="5580000" cy="3543300"/>
-            <wp:docPr id="2" name="Picture 2"/>
+          <wp:inline distT="0" distB="0" distL="0" distR="0">
+            <wp:extent cx="5580000" cy="3982090"/>
+            <wp:effectExtent l="0" t="0" r="0" b="0"/>
+            <wp:docPr id="3" name="Picture 3"/>
             <wp:cNvGraphicFramePr>
-              <a:graphicFrameLocks noChangeAspect="1"/>
+              <a:graphicFrameLocks xmlns:a="http://schemas.openxmlformats.org/drawingml/2006/main" noChangeAspect="1"/>
             </wp:cNvGraphicFramePr>
-            <a:graphic>
+            <a:graphic xmlns:a="http://schemas.openxmlformats.org/drawingml/2006/main">
               <a:graphicData uri="http://schemas.openxmlformats.org/drawingml/2006/picture">
-                <pic:pic>
+                <pic:pic xmlns:pic="http://schemas.openxmlformats.org/drawingml/2006/picture">
                   <pic:nvPicPr>
-                    <pic:cNvPr id="0" name="dp09-02.png"/>
+                    <pic:cNvPr id="0" name="dp09-03.png"/>
                     <pic:cNvPicPr/>
                   </pic:nvPicPr>
                   <pic:blipFill>
@@ -684,9 +1736,11 @@
                   <pic:spPr>
                     <a:xfrm>
                       <a:off x="0" y="0"/>
-                      <a:ext cx="5580000" cy="3543300"/>
+                      <a:ext cx="5580000" cy="3982090"/>
                     </a:xfrm>
-                    <a:prstGeom prst="rect"/>
+                    <a:prstGeom prst="rect">
+                      <a:avLst/>
+                    </a:prstGeom>
                   </pic:spPr>
                 </pic:pic>
               </a:graphicData>
@@ -698,132 +1752,6 @@
     <w:p>
       <w:pPr>
         <w:spacing w:after="160"/>
-        <w:ind w:firstLine="0"/>
-        <w:jc w:val="center"/>
-      </w:pPr>
-      <w:r>
-        <w:rPr>
-          <w:color w:val="404040"/>
-          <w:sz w:val="20"/>
-        </w:rPr>
-        <w:t>送出後，不論 Email 是否已註冊，一律顯示相同的提示文字</w:t>
-      </w:r>
-    </w:p>
-    <w:p>
-      <w:pPr>
-        <w:ind w:firstLine="482"/>
-      </w:pPr>
-      <w:r>
-        <w:t>畫面一律顯示「若該 Email 已註冊，密碼重設信將寄至信箱，請於 30 分鐘內完成重設」。為保護帳號資訊，不論 Email 是否已註冊，畫面皆顯示這段相同的文字，而</w:t>
-      </w:r>
-      <w:r>
-        <w:rPr>
-          <w:b/>
-        </w:rPr>
-        <w:t>重設信只寄給已註冊的 Email</w:t>
-      </w:r>
-      <w:r>
-        <w:t>——Email 打錯或尚未註冊時，畫面看起來一樣，但收不到信。若遲遲未收到信，請先確認 Email 是否正確並檢查垃圾郵件匣。</w:t>
-      </w:r>
-    </w:p>
-    <w:p>
-      <w:pPr>
-        <w:ind w:firstLine="482"/>
-      </w:pPr>
-      <w:r>
-        <w:t>按「返回登入」回到登入畫面。</w:t>
-      </w:r>
-    </w:p>
-    <w:p>
-      <w:pPr>
-        <w:pStyle w:val="2"/>
-      </w:pPr>
-      <w:r>
-        <w:t>二、設定新密碼</w:t>
-      </w:r>
-    </w:p>
-    <w:p>
-      <w:pPr>
-        <w:pStyle w:val="af1"/>
-        <w:numPr>
-          <w:ilvl w:val="0"/>
-          <w:numId w:val="3"/>
-        </w:numPr>
-      </w:pPr>
-      <w:r>
-        <w:t>開啟重設信，點選信中的連結，進入「重設密碼」畫面</w:t>
-      </w:r>
-    </w:p>
-    <w:p>
-      <w:pPr>
-        <w:pStyle w:val="af1"/>
-        <w:numPr>
-          <w:ilvl w:val="0"/>
-          <w:numId w:val="3"/>
-        </w:numPr>
-      </w:pPr>
-      <w:r>
-        <w:t>於「新密碼」與「確認新密碼」輸入同一組密碼。規則列於欄位下方：至少 8 字元（具教育訓練或文件管理管理者角色者至少 12 字元），含大小寫英文、數字、特殊符號中至少 3 種</w:t>
-      </w:r>
-    </w:p>
-    <w:p>
-      <w:pPr>
-        <w:pStyle w:val="af1"/>
-        <w:numPr>
-          <w:ilvl w:val="0"/>
-          <w:numId w:val="3"/>
-        </w:numPr>
-      </w:pPr>
-      <w:r>
-        <w:t>按「重設密碼」</w:t>
-      </w:r>
-    </w:p>
-    <w:p>
-      <w:pPr>
-        <w:keepNext/>
-        <w:spacing w:before="160" w:after="40"/>
-        <w:ind w:left="0" w:firstLine="0"/>
-        <w:jc w:val="center"/>
-      </w:pPr>
-      <w:r>
-        <w:drawing>
-          <wp:inline xmlns:a="http://schemas.openxmlformats.org/drawingml/2006/main" xmlns:pic="http://schemas.openxmlformats.org/drawingml/2006/picture">
-            <wp:extent cx="5580000" cy="3982090"/>
-            <wp:docPr id="3" name="Picture 3"/>
-            <wp:cNvGraphicFramePr>
-              <a:graphicFrameLocks noChangeAspect="1"/>
-            </wp:cNvGraphicFramePr>
-            <a:graphic>
-              <a:graphicData uri="http://schemas.openxmlformats.org/drawingml/2006/picture">
-                <pic:pic>
-                  <pic:nvPicPr>
-                    <pic:cNvPr id="0" name="dp09-03.png"/>
-                    <pic:cNvPicPr/>
-                  </pic:nvPicPr>
-                  <pic:blipFill>
-                    <a:blip r:embed="rId11"/>
-                    <a:stretch>
-                      <a:fillRect/>
-                    </a:stretch>
-                  </pic:blipFill>
-                  <pic:spPr>
-                    <a:xfrm>
-                      <a:off x="0" y="0"/>
-                      <a:ext cx="5580000" cy="3982090"/>
-                    </a:xfrm>
-                    <a:prstGeom prst="rect"/>
-                  </pic:spPr>
-                </pic:pic>
-              </a:graphicData>
-            </a:graphic>
-          </wp:inline>
-        </w:drawing>
-      </w:r>
-    </w:p>
-    <w:p>
-      <w:pPr>
-        <w:spacing w:after="160"/>
-        <w:ind w:firstLine="0"/>
         <w:jc w:val="center"/>
       </w:pPr>
       <w:r>
@@ -857,7 +1785,19 @@
         <w:rPr>
           <w:b/>
         </w:rPr>
-        <w:t>不可與最近 3 次使用過的密碼相同</w:t>
+        <w:t>不可與最近</w:t>
+      </w:r>
+      <w:r>
+        <w:rPr>
+          <w:b/>
+        </w:rPr>
+        <w:t xml:space="preserve"> 3 </w:t>
+      </w:r>
+      <w:r>
+        <w:rPr>
+          <w:b/>
+        </w:rPr>
+        <w:t>次使用過的密碼相同</w:t>
       </w:r>
       <w:r>
         <w:t>。</w:t>
@@ -877,7 +1817,13 @@
         <w:t>只能使用一次</w:t>
       </w:r>
       <w:r>
-        <w:t>，且有效時間為 30 分鐘。重複申請時，以</w:t>
+        <w:t>，且有效時間為</w:t>
+      </w:r>
+      <w:r>
+        <w:t xml:space="preserve"> 30 </w:t>
+      </w:r>
+      <w:r>
+        <w:t>分鐘。重複申請時，以</w:t>
       </w:r>
       <w:r>
         <w:rPr>
@@ -893,41 +1839,43 @@
       <w:pPr>
         <w:pStyle w:val="1"/>
       </w:pPr>
+      <w:bookmarkStart w:id="7" w:name="_Toc243386643"/>
       <w:r>
+        <w:lastRenderedPageBreak/>
         <w:t>參、常見訊息與處置</w:t>
       </w:r>
+      <w:bookmarkEnd w:id="7"/>
     </w:p>
     <w:p>
       <w:pPr>
         <w:pStyle w:val="2"/>
       </w:pPr>
+      <w:bookmarkStart w:id="8" w:name="_Toc243386644"/>
       <w:r>
         <w:t>一、被擋下（動作沒有完成）</w:t>
       </w:r>
+      <w:bookmarkEnd w:id="8"/>
     </w:p>
     <w:tbl>
       <w:tblPr>
         <w:tblStyle w:val="aff2"/>
-        <w:tblW w:type="auto" w:w="0"/>
+        <w:tblW w:w="0" w:type="auto"/>
         <w:tblLayout w:type="fixed"/>
-        <w:tblLook w:firstColumn="1" w:firstRow="1" w:lastColumn="0" w:lastRow="0" w:noHBand="0" w:noVBand="1" w:val="04A0"/>
-        <w:tblLayout w:type="fixed"/>
+        <w:tblLook w:val="04A0" w:firstRow="1" w:lastRow="0" w:firstColumn="1" w:lastColumn="0" w:noHBand="0" w:noVBand="1"/>
       </w:tblPr>
       <w:tblGrid>
-        <w:gridCol w:w="4680"/>
-        <w:gridCol w:w="4680"/>
+        <w:gridCol w:w="3524"/>
+        <w:gridCol w:w="5836"/>
       </w:tblGrid>
       <w:tr>
         <w:tc>
           <w:tcPr>
-            <w:tcW w:type="dxa" w:w="3524"/>
+            <w:tcW w:w="3524" w:type="dxa"/>
           </w:tcPr>
           <w:p>
-            <w:r>
-              <w:rPr>
-                <w:b/>
-              </w:rPr>
-            </w:r>
+            <w:pPr>
+              <w:spacing w:before="60" w:after="60"/>
+            </w:pPr>
             <w:r>
               <w:rPr>
                 <w:b/>
@@ -938,14 +1886,12 @@
         </w:tc>
         <w:tc>
           <w:tcPr>
-            <w:tcW w:type="dxa" w:w="5836"/>
+            <w:tcW w:w="5836" w:type="dxa"/>
           </w:tcPr>
           <w:p>
-            <w:r>
-              <w:rPr>
-                <w:b/>
-              </w:rPr>
-            </w:r>
+            <w:pPr>
+              <w:spacing w:before="60" w:after="60"/>
+            </w:pPr>
             <w:r>
               <w:rPr>
                 <w:b/>
@@ -958,10 +1904,12 @@
       <w:tr>
         <w:tc>
           <w:tcPr>
-            <w:tcW w:type="dxa" w:w="3524"/>
+            <w:tcW w:w="3524" w:type="dxa"/>
           </w:tcPr>
           <w:p>
-            <w:r/>
+            <w:pPr>
+              <w:spacing w:before="60" w:after="60"/>
+            </w:pPr>
             <w:r>
               <w:t>「連結已失效，請重新申請」</w:t>
             </w:r>
@@ -969,12 +1917,23 @@
         </w:tc>
         <w:tc>
           <w:tcPr>
-            <w:tcW w:type="dxa" w:w="5836"/>
+            <w:tcW w:w="5836" w:type="dxa"/>
           </w:tcPr>
           <w:p>
-            <w:r/>
+            <w:pPr>
+              <w:spacing w:before="60" w:after="60"/>
+            </w:pPr>
             <w:r>
-              <w:t>開啟連結即顯示此訊息，畫面不會出現密碼輸入欄位。連結已超過 30 分鐘、已使用過、之後又申請過一次，或連結不完整（複製時漏掉部分內容）。回到登入畫面點「忘記密碼？」重新申請，並使用最新一封信的連結</w:t>
+              <w:t>開啟連結即顯示此訊息，畫面不會出現密碼輸入欄位。連結已超過</w:t>
+            </w:r>
+            <w:r>
+              <w:t xml:space="preserve"> 30 </w:t>
+            </w:r>
+            <w:r>
+              <w:t>分鐘、已使用過、之後又申請過一次，或連結不完整（複製時漏掉部分內容）。回到登入畫面點「忘記密碼？」重新申請，並使用最新一封信</w:t>
+            </w:r>
+            <w:r>
+              <w:t>的連結</w:t>
             </w:r>
           </w:p>
         </w:tc>
@@ -982,10 +1941,12 @@
       <w:tr>
         <w:tc>
           <w:tcPr>
-            <w:tcW w:type="dxa" w:w="3524"/>
+            <w:tcW w:w="3524" w:type="dxa"/>
           </w:tcPr>
           <w:p>
-            <w:r/>
+            <w:pPr>
+              <w:spacing w:before="60" w:after="60"/>
+            </w:pPr>
             <w:r>
               <w:t>「連結無效，請重新申請忘記密碼」</w:t>
             </w:r>
@@ -993,10 +1954,12 @@
         </w:tc>
         <w:tc>
           <w:tcPr>
-            <w:tcW w:type="dxa" w:w="5836"/>
+            <w:tcW w:w="5836" w:type="dxa"/>
           </w:tcPr>
           <w:p>
-            <w:r/>
+            <w:pPr>
+              <w:spacing w:before="60" w:after="60"/>
+            </w:pPr>
             <w:r>
               <w:t>開啟的網址缺少連結中的驗證資訊。請直接點選信中的連結，或重新申請</w:t>
             </w:r>
@@ -1006,10 +1969,12 @@
       <w:tr>
         <w:tc>
           <w:tcPr>
-            <w:tcW w:type="dxa" w:w="3524"/>
+            <w:tcW w:w="3524" w:type="dxa"/>
           </w:tcPr>
           <w:p>
-            <w:r/>
+            <w:pPr>
+              <w:spacing w:before="60" w:after="60"/>
+            </w:pPr>
             <w:r>
               <w:t>「不可與最近使用過之密碼相同」</w:t>
             </w:r>
@@ -1017,12 +1982,20 @@
         </w:tc>
         <w:tc>
           <w:tcPr>
-            <w:tcW w:type="dxa" w:w="5836"/>
+            <w:tcW w:w="5836" w:type="dxa"/>
           </w:tcPr>
           <w:p>
-            <w:r/>
+            <w:pPr>
+              <w:spacing w:before="60" w:after="60"/>
+            </w:pPr>
             <w:r>
-              <w:t>新密碼不可與最近 3 次使用過的密碼相同，請另設一組</w:t>
+              <w:t>新密碼不可與最近</w:t>
+            </w:r>
+            <w:r>
+              <w:t xml:space="preserve"> 3 </w:t>
+            </w:r>
+            <w:r>
+              <w:t>次使用過的密碼相同，請另設一組</w:t>
             </w:r>
           </w:p>
         </w:tc>
@@ -1030,10 +2003,12 @@
       <w:tr>
         <w:tc>
           <w:tcPr>
-            <w:tcW w:type="dxa" w:w="3524"/>
+            <w:tcW w:w="3524" w:type="dxa"/>
           </w:tcPr>
           <w:p>
-            <w:r/>
+            <w:pPr>
+              <w:spacing w:before="60" w:after="60"/>
+            </w:pPr>
             <w:r>
               <w:t>「兩次輸入之密碼不一致」</w:t>
             </w:r>
@@ -1041,10 +2016,12 @@
         </w:tc>
         <w:tc>
           <w:tcPr>
-            <w:tcW w:type="dxa" w:w="5836"/>
+            <w:tcW w:w="5836" w:type="dxa"/>
           </w:tcPr>
           <w:p>
-            <w:r/>
+            <w:pPr>
+              <w:spacing w:before="60" w:after="60"/>
+            </w:pPr>
             <w:r>
               <w:t>「新密碼」與「確認新密碼」需輸入相同內容</w:t>
             </w:r>
@@ -1054,23 +2031,69 @@
       <w:tr>
         <w:tc>
           <w:tcPr>
-            <w:tcW w:type="dxa" w:w="3524"/>
+            <w:tcW w:w="3524" w:type="dxa"/>
           </w:tcPr>
           <w:p>
-            <w:r/>
+            <w:pPr>
+              <w:spacing w:before="60" w:after="60"/>
+            </w:pPr>
             <w:r>
-              <w:t>「密碼至少 N 字元」、「密碼須含大小寫英文 / 數字 / 特殊符號至少 3 種」</w:t>
+              <w:t>「密碼至少</w:t>
+            </w:r>
+            <w:r>
+              <w:t xml:space="preserve"> N </w:t>
+            </w:r>
+            <w:r>
+              <w:t>字元」、「密碼須含大小寫英文</w:t>
+            </w:r>
+            <w:r>
+              <w:t xml:space="preserve"> / </w:t>
+            </w:r>
+            <w:r>
+              <w:t>數字</w:t>
+            </w:r>
+            <w:r>
+              <w:t xml:space="preserve"> / </w:t>
+            </w:r>
+            <w:r>
+              <w:t>特殊符號至少</w:t>
+            </w:r>
+            <w:r>
+              <w:t xml:space="preserve"> 3 </w:t>
+            </w:r>
+            <w:r>
+              <w:t>種」</w:t>
             </w:r>
           </w:p>
         </w:tc>
         <w:tc>
           <w:tcPr>
-            <w:tcW w:type="dxa" w:w="5836"/>
+            <w:tcW w:w="5836" w:type="dxa"/>
           </w:tcPr>
           <w:p>
-            <w:r/>
+            <w:pPr>
+              <w:spacing w:before="60" w:after="60"/>
+            </w:pPr>
             <w:r>
-              <w:t>依欄位下方的規則重新設定：至少 8 字元（具管理者角色者至少 12 字元），含大小寫英文、數字、特殊符號中至少 3 種</w:t>
+              <w:t>依欄位下方的規則重新設定：至少</w:t>
+            </w:r>
+            <w:r>
+              <w:t xml:space="preserve"> 8 </w:t>
+            </w:r>
+            <w:r>
+              <w:t>字元（具管理者角色者至少</w:t>
+            </w:r>
+            <w:r>
+              <w:t xml:space="preserve"> 12 </w:t>
+            </w:r>
+            <w:r>
+              <w:t>字元），含大小寫英文、數字、特殊符號中至少</w:t>
+            </w:r>
+            <w:r>
+              <w:t xml:space="preserve"> 3 </w:t>
+            </w:r>
+            <w:r>
+              <w:t>種</w:t>
             </w:r>
           </w:p>
         </w:tc>
@@ -1078,10 +2101,12 @@
       <w:tr>
         <w:tc>
           <w:tcPr>
-            <w:tcW w:type="dxa" w:w="3524"/>
+            <w:tcW w:w="3524" w:type="dxa"/>
           </w:tcPr>
           <w:p>
-            <w:r/>
+            <w:pPr>
+              <w:spacing w:before="60" w:after="60"/>
+            </w:pPr>
             <w:r>
               <w:t>「操作過於頻繁，請稍後再試」</w:t>
             </w:r>
@@ -1089,10 +2114,12 @@
         </w:tc>
         <w:tc>
           <w:tcPr>
-            <w:tcW w:type="dxa" w:w="5836"/>
+            <w:tcW w:w="5836" w:type="dxa"/>
           </w:tcPr>
           <w:p>
-            <w:r/>
+            <w:pPr>
+              <w:spacing w:before="60" w:after="60"/>
+            </w:pPr>
             <w:r>
               <w:t>短時間內申請過多次，請等候約一分鐘後再試</w:t>
             </w:r>
@@ -1104,33 +2131,32 @@
       <w:pPr>
         <w:pStyle w:val="2"/>
       </w:pPr>
+      <w:bookmarkStart w:id="9" w:name="_Toc243386645"/>
       <w:r>
         <w:t>二、送出後的結果訊息</w:t>
       </w:r>
+      <w:bookmarkEnd w:id="9"/>
     </w:p>
     <w:tbl>
       <w:tblPr>
         <w:tblStyle w:val="aff2"/>
-        <w:tblW w:type="auto" w:w="0"/>
+        <w:tblW w:w="0" w:type="auto"/>
         <w:tblLayout w:type="fixed"/>
-        <w:tblLook w:firstColumn="1" w:firstRow="1" w:lastColumn="0" w:lastRow="0" w:noHBand="0" w:noVBand="1" w:val="04A0"/>
-        <w:tblLayout w:type="fixed"/>
+        <w:tblLook w:val="04A0" w:firstRow="1" w:lastRow="0" w:firstColumn="1" w:lastColumn="0" w:noHBand="0" w:noVBand="1"/>
       </w:tblPr>
       <w:tblGrid>
-        <w:gridCol w:w="4680"/>
-        <w:gridCol w:w="4680"/>
+        <w:gridCol w:w="4771"/>
+        <w:gridCol w:w="4589"/>
       </w:tblGrid>
       <w:tr>
         <w:tc>
           <w:tcPr>
-            <w:tcW w:type="dxa" w:w="4771"/>
+            <w:tcW w:w="4771" w:type="dxa"/>
           </w:tcPr>
           <w:p>
-            <w:r>
-              <w:rPr>
-                <w:b/>
-              </w:rPr>
-            </w:r>
+            <w:pPr>
+              <w:spacing w:before="60" w:after="60"/>
+            </w:pPr>
             <w:r>
               <w:rPr>
                 <w:b/>
@@ -1141,14 +2167,12 @@
         </w:tc>
         <w:tc>
           <w:tcPr>
-            <w:tcW w:type="dxa" w:w="4589"/>
+            <w:tcW w:w="4589" w:type="dxa"/>
           </w:tcPr>
           <w:p>
-            <w:r>
-              <w:rPr>
-                <w:b/>
-              </w:rPr>
-            </w:r>
+            <w:pPr>
+              <w:spacing w:before="60" w:after="60"/>
+            </w:pPr>
             <w:r>
               <w:rPr>
                 <w:b/>
@@ -1161,23 +2185,45 @@
       <w:tr>
         <w:tc>
           <w:tcPr>
-            <w:tcW w:type="dxa" w:w="4771"/>
+            <w:tcW w:w="4771" w:type="dxa"/>
           </w:tcPr>
           <w:p>
-            <w:r/>
+            <w:pPr>
+              <w:spacing w:before="60" w:after="60"/>
+            </w:pPr>
             <w:r>
-              <w:t>「若該 Email 已註冊，密碼重設信將寄至信箱，請於 30 分鐘內完成重設」</w:t>
+              <w:t>「若該</w:t>
+            </w:r>
+            <w:r>
+              <w:t xml:space="preserve"> Email </w:t>
+            </w:r>
+            <w:r>
+              <w:t>已註冊，密碼重設信將寄至信箱，請於</w:t>
+            </w:r>
+            <w:r>
+              <w:t xml:space="preserve"> 30 </w:t>
+            </w:r>
+            <w:r>
+              <w:t>分鐘內完成重設」</w:t>
             </w:r>
           </w:p>
         </w:tc>
         <w:tc>
           <w:tcPr>
-            <w:tcW w:type="dxa" w:w="4589"/>
+            <w:tcW w:w="4589" w:type="dxa"/>
           </w:tcPr>
           <w:p>
-            <w:r/>
+            <w:pPr>
+              <w:spacing w:before="60" w:after="60"/>
+            </w:pPr>
             <w:r>
-              <w:t>申請已送出。Email 已註冊者會收到重設信；未註冊者不會收到任何信</w:t>
+              <w:t>申請已送出。</w:t>
+            </w:r>
+            <w:r>
+              <w:t xml:space="preserve">Email </w:t>
+            </w:r>
+            <w:r>
+              <w:t>已註冊者會收到重設信；未註冊者不會收到任何信</w:t>
             </w:r>
           </w:p>
         </w:tc>
@@ -1185,10 +2231,12 @@
       <w:tr>
         <w:tc>
           <w:tcPr>
-            <w:tcW w:type="dxa" w:w="4771"/>
+            <w:tcW w:w="4771" w:type="dxa"/>
           </w:tcPr>
           <w:p>
-            <w:r/>
+            <w:pPr>
+              <w:spacing w:before="60" w:after="60"/>
+            </w:pPr>
             <w:r>
               <w:t>「密碼已更新，請以新密碼登入」</w:t>
             </w:r>
@@ -1196,10 +2244,12 @@
         </w:tc>
         <w:tc>
           <w:tcPr>
-            <w:tcW w:type="dxa" w:w="4589"/>
+            <w:tcW w:w="4589" w:type="dxa"/>
           </w:tcPr>
           <w:p>
-            <w:r/>
+            <w:pPr>
+              <w:spacing w:before="60" w:after="60"/>
+            </w:pPr>
             <w:r>
               <w:t>密碼已重設完成，舊密碼即不可再用</w:t>
             </w:r>
@@ -1211,33 +2261,32 @@
       <w:pPr>
         <w:pStyle w:val="2"/>
       </w:pPr>
+      <w:bookmarkStart w:id="10" w:name="_Toc243386646"/>
       <w:r>
         <w:t>三、其他情況</w:t>
       </w:r>
+      <w:bookmarkEnd w:id="10"/>
     </w:p>
     <w:tbl>
       <w:tblPr>
         <w:tblStyle w:val="aff2"/>
-        <w:tblW w:type="auto" w:w="0"/>
+        <w:tblW w:w="0" w:type="auto"/>
         <w:tblLayout w:type="fixed"/>
-        <w:tblLook w:firstColumn="1" w:firstRow="1" w:lastColumn="0" w:lastRow="0" w:noHBand="0" w:noVBand="1" w:val="04A0"/>
-        <w:tblLayout w:type="fixed"/>
+        <w:tblLook w:val="04A0" w:firstRow="1" w:lastRow="0" w:firstColumn="1" w:lastColumn="0" w:noHBand="0" w:noVBand="1"/>
       </w:tblPr>
       <w:tblGrid>
-        <w:gridCol w:w="4680"/>
-        <w:gridCol w:w="4680"/>
+        <w:gridCol w:w="3618"/>
+        <w:gridCol w:w="5742"/>
       </w:tblGrid>
       <w:tr>
         <w:tc>
           <w:tcPr>
-            <w:tcW w:type="dxa" w:w="3618"/>
+            <w:tcW w:w="3618" w:type="dxa"/>
           </w:tcPr>
           <w:p>
-            <w:r>
-              <w:rPr>
-                <w:b/>
-              </w:rPr>
-            </w:r>
+            <w:pPr>
+              <w:spacing w:before="60" w:after="60"/>
+            </w:pPr>
             <w:r>
               <w:rPr>
                 <w:b/>
@@ -1248,14 +2297,12 @@
         </w:tc>
         <w:tc>
           <w:tcPr>
-            <w:tcW w:type="dxa" w:w="5742"/>
+            <w:tcW w:w="5742" w:type="dxa"/>
           </w:tcPr>
           <w:p>
-            <w:r>
-              <w:rPr>
-                <w:b/>
-              </w:rPr>
-            </w:r>
+            <w:pPr>
+              <w:spacing w:before="60" w:after="60"/>
+            </w:pPr>
             <w:r>
               <w:rPr>
                 <w:b/>
@@ -1268,10 +2315,12 @@
       <w:tr>
         <w:tc>
           <w:tcPr>
-            <w:tcW w:type="dxa" w:w="3618"/>
+            <w:tcW w:w="3618" w:type="dxa"/>
           </w:tcPr>
           <w:p>
-            <w:r/>
+            <w:pPr>
+              <w:spacing w:before="60" w:after="60"/>
+            </w:pPr>
             <w:r>
               <w:t>申請後一直沒收到信</w:t>
             </w:r>
@@ -1279,12 +2328,26 @@
         </w:tc>
         <w:tc>
           <w:tcPr>
-            <w:tcW w:type="dxa" w:w="5742"/>
+            <w:tcW w:w="5742" w:type="dxa"/>
           </w:tcPr>
           <w:p>
-            <w:r/>
+            <w:pPr>
+              <w:spacing w:before="60" w:after="60"/>
+            </w:pPr>
             <w:r>
-              <w:t>先檢查垃圾郵件匣；再確認輸入的 Email 與註冊時相同。未完成註冊（尚未點驗證信設定密碼）的帳號不會收到重設信，請改依 DP08 使用者自助註冊完成驗證</w:t>
+              <w:t>先檢查垃圾郵件匣；再確認輸入的</w:t>
+            </w:r>
+            <w:r>
+              <w:t xml:space="preserve"> Email </w:t>
+            </w:r>
+            <w:r>
+              <w:t>與註冊時相同。未完成註冊（尚未點驗證信設定密碼）的帳號不會收到重設信，請改依</w:t>
+            </w:r>
+            <w:r>
+              <w:t xml:space="preserve"> DP08 </w:t>
+            </w:r>
+            <w:r>
+              <w:t>使用者自助註冊完成驗證</w:t>
             </w:r>
           </w:p>
         </w:tc>
@@ -1292,10 +2355,12 @@
       <w:tr>
         <w:tc>
           <w:tcPr>
-            <w:tcW w:type="dxa" w:w="3618"/>
+            <w:tcW w:w="3618" w:type="dxa"/>
           </w:tcPr>
           <w:p>
-            <w:r/>
+            <w:pPr>
+              <w:spacing w:before="60" w:after="60"/>
+            </w:pPr>
             <w:r>
               <w:t>重設完成後登入，出現「帳號已鎖定，請洽管理者或稍後再試」</w:t>
             </w:r>
@@ -1303,12 +2368,20 @@
         </w:tc>
         <w:tc>
           <w:tcPr>
-            <w:tcW w:type="dxa" w:w="5742"/>
+            <w:tcW w:w="5742" w:type="dxa"/>
           </w:tcPr>
           <w:p>
-            <w:r/>
+            <w:pPr>
+              <w:spacing w:before="60" w:after="60"/>
+            </w:pPr>
             <w:r>
-              <w:t>重設密碼不會解除鎖定。等候鎖定時間結束，或請管理者於 DP01 使用者管理解鎖</w:t>
+              <w:t>重設密碼不會解除鎖定。等候鎖定時間結束，或請管理者於</w:t>
+            </w:r>
+            <w:r>
+              <w:t xml:space="preserve"> DP01 </w:t>
+            </w:r>
+            <w:r>
+              <w:t>使用者管理解鎖</w:t>
             </w:r>
           </w:p>
         </w:tc>
@@ -1316,30 +2389,47 @@
       <w:tr>
         <w:tc>
           <w:tcPr>
-            <w:tcW w:type="dxa" w:w="3618"/>
+            <w:tcW w:w="3618" w:type="dxa"/>
           </w:tcPr>
           <w:p>
-            <w:r/>
+            <w:pPr>
+              <w:spacing w:before="60" w:after="60"/>
+            </w:pPr>
             <w:r>
-              <w:t>重設完成後登入，出現「帳號已停用，請洽管理者」</w:t>
+              <w:t>重設完成後登入，出現「帳號已</w:t>
+            </w:r>
+            <w:r>
+              <w:lastRenderedPageBreak/>
+              <w:t>停用，請洽管理者」</w:t>
             </w:r>
           </w:p>
         </w:tc>
         <w:tc>
           <w:tcPr>
-            <w:tcW w:type="dxa" w:w="5742"/>
+            <w:tcW w:w="5742" w:type="dxa"/>
           </w:tcPr>
           <w:p>
-            <w:r/>
+            <w:pPr>
+              <w:spacing w:before="60" w:after="60"/>
+            </w:pPr>
             <w:r>
-              <w:t>重設密碼不會恢復已停用的帳號，請管理者於 DP01 使用者管理重新啟用</w:t>
+              <w:lastRenderedPageBreak/>
+              <w:t>重設密碼不會恢復已停用的帳號，請管理者於</w:t>
+            </w:r>
+            <w:r>
+              <w:t xml:space="preserve"> DP01 </w:t>
+            </w:r>
+            <w:r>
+              <w:lastRenderedPageBreak/>
+              <w:t>使用者管理重新啟用</w:t>
             </w:r>
           </w:p>
         </w:tc>
       </w:tr>
     </w:tbl>
+    <w:p/>
     <w:sectPr>
-      <w:footerReference w:type="default" r:id="rId46"/>
+      <w:footerReference w:type="default" r:id="rId11"/>
       <w:pgSz w:w="12240" w:h="15840"/>
       <w:pgMar w:top="1440" w:right="1440" w:bottom="1440" w:left="1440" w:header="720" w:footer="720" w:gutter="0"/>
       <w:pgNumType w:start="1"/>
@@ -1380,16 +2470,6 @@
   <w:p>
     <w:pPr>
       <w:pStyle w:val="a5"/>
-    </w:pPr>
-  </w:p>
-</w:ftr>
-</file>
-
-<file path=word/footer2.xml><?xml version="1.0" encoding="utf-8"?>
-<w:ftr xmlns:wpc="http://schemas.microsoft.com/office/word/2010/wordprocessingCanvas" xmlns:cx="http://schemas.microsoft.com/office/drawing/2014/chartex" xmlns:cx1="http://schemas.microsoft.com/office/drawing/2015/9/8/chartex" xmlns:cx2="http://schemas.microsoft.com/office/drawing/2015/10/21/chartex" xmlns:cx3="http://schemas.microsoft.com/office/drawing/2016/5/9/chartex" xmlns:cx4="http://schemas.microsoft.com/office/drawing/2016/5/10/chartex" xmlns:cx5="http://schemas.microsoft.com/office/drawing/2016/5/11/chartex" xmlns:cx6="http://schemas.microsoft.com/office/drawing/2016/5/12/chartex" xmlns:cx7="http://schemas.microsoft.com/office/drawing/2016/5/13/chartex" xmlns:cx8="http://schemas.microsoft.com/office/drawing/2016/5/14/chartex" xmlns:mc="http://schemas.openxmlformats.org/markup-compatibility/2006" xmlns:aink="http://schemas.microsoft.com/office/drawing/2016/ink" xmlns:am3d="http://schemas.microsoft.com/office/drawing/2017/model3d" xmlns:o="urn:schemas-microsoft-com:office:office" xmlns:r="http://schemas.openxmlformats.org/officeDocument/2006/relationships" xmlns:m="http://schemas.openxmlformats.org/officeDocument/2006/math" xmlns:v="urn:schemas-microsoft-com:vml" xmlns:wp14="http://schemas.microsoft.com/office/word/2010/wordprocessingDrawing" xmlns:wp="http://schemas.openxmlformats.org/drawingml/2006/wordprocessingDrawing" xmlns:w10="urn:schemas-microsoft-com:office:word" xmlns:w="http://schemas.openxmlformats.org/wordprocessingml/2006/main" xmlns:w14="http://schemas.microsoft.com/office/word/2010/wordml" xmlns:w15="http://schemas.microsoft.com/office/word/2012/wordml" xmlns:w16cid="http://schemas.microsoft.com/office/word/2016/wordml/cid" xmlns:w16se="http://schemas.microsoft.com/office/word/2015/wordml/symex" xmlns:wpg="http://schemas.microsoft.com/office/word/2010/wordprocessingGroup" xmlns:wpi="http://schemas.microsoft.com/office/word/2010/wordprocessingInk" xmlns:wne="http://schemas.microsoft.com/office/word/2006/wordml" xmlns:wps="http://schemas.microsoft.com/office/word/2010/wordprocessingShape" mc:Ignorable="w14 w15 w16se w16cid wp14">
-  <w:p>
-    <w:pPr>
-      <w:pStyle w:val="a5"/>
       <w:jc w:val="center"/>
     </w:pPr>
     <w:r>
@@ -1453,7 +2533,7 @@
         <w:noProof/>
         <w:sz w:val="20"/>
       </w:rPr>
-      <w:t>39</w:t>
+      <w:t>6</w:t>
     </w:r>
     <w:r>
       <w:rPr>
@@ -1493,6 +2573,64 @@
 <file path=word/numbering.xml><?xml version="1.0" encoding="utf-8"?>
 <w:numbering xmlns:wpc="http://schemas.microsoft.com/office/word/2010/wordprocessingCanvas" xmlns:cx="http://schemas.microsoft.com/office/drawing/2014/chartex" xmlns:cx1="http://schemas.microsoft.com/office/drawing/2015/9/8/chartex" xmlns:cx2="http://schemas.microsoft.com/office/drawing/2015/10/21/chartex" xmlns:cx3="http://schemas.microsoft.com/office/drawing/2016/5/9/chartex" xmlns:cx4="http://schemas.microsoft.com/office/drawing/2016/5/10/chartex" xmlns:cx5="http://schemas.microsoft.com/office/drawing/2016/5/11/chartex" xmlns:cx6="http://schemas.microsoft.com/office/drawing/2016/5/12/chartex" xmlns:cx7="http://schemas.microsoft.com/office/drawing/2016/5/13/chartex" xmlns:cx8="http://schemas.microsoft.com/office/drawing/2016/5/14/chartex" xmlns:mc="http://schemas.openxmlformats.org/markup-compatibility/2006" xmlns:aink="http://schemas.microsoft.com/office/drawing/2016/ink" xmlns:am3d="http://schemas.microsoft.com/office/drawing/2017/model3d" xmlns:o="urn:schemas-microsoft-com:office:office" xmlns:r="http://schemas.openxmlformats.org/officeDocument/2006/relationships" xmlns:m="http://schemas.openxmlformats.org/officeDocument/2006/math" xmlns:v="urn:schemas-microsoft-com:vml" xmlns:wp14="http://schemas.microsoft.com/office/word/2010/wordprocessingDrawing" xmlns:wp="http://schemas.openxmlformats.org/drawingml/2006/wordprocessingDrawing" xmlns:w10="urn:schemas-microsoft-com:office:word" xmlns:w="http://schemas.openxmlformats.org/wordprocessingml/2006/main" xmlns:w14="http://schemas.microsoft.com/office/word/2010/wordml" xmlns:w15="http://schemas.microsoft.com/office/word/2012/wordml" xmlns:w16cid="http://schemas.microsoft.com/office/word/2016/wordml/cid" xmlns:w16se="http://schemas.microsoft.com/office/word/2015/wordml/symex" xmlns:wpg="http://schemas.microsoft.com/office/word/2010/wordprocessingGroup" xmlns:wpi="http://schemas.microsoft.com/office/word/2010/wordprocessingInk" xmlns:wne="http://schemas.microsoft.com/office/word/2006/wordml" xmlns:wps="http://schemas.microsoft.com/office/word/2010/wordprocessingShape" mc:Ignorable="w14 w15 w16se w16cid wp14">
   <w:abstractNum w:abstractNumId="0" w15:restartNumberingAfterBreak="0">
+    <w:nsid w:val="18675905"/>
+    <w:multiLevelType w:val="multilevel"/>
+    <w:tmpl w:val="BEE4E784"/>
+    <w:lvl w:ilvl="0">
+      <w:start w:val="1"/>
+      <w:numFmt w:val="bullet"/>
+      <w:lvlText w:val="●"/>
+      <w:lvlJc w:val="left"/>
+      <w:pPr>
+        <w:ind w:left="482" w:hanging="482"/>
+      </w:pPr>
+    </w:lvl>
+    <w:lvl w:ilvl="1">
+      <w:start w:val="1"/>
+      <w:numFmt w:val="bullet"/>
+      <w:lvlText w:val="●"/>
+      <w:lvlJc w:val="left"/>
+      <w:pPr>
+        <w:ind w:left="1440" w:hanging="480"/>
+      </w:pPr>
+    </w:lvl>
+    <w:lvl w:ilvl="2">
+      <w:numFmt w:val="decimal"/>
+      <w:lvlText w:val=""/>
+      <w:lvlJc w:val="left"/>
+    </w:lvl>
+    <w:lvl w:ilvl="3">
+      <w:numFmt w:val="decimal"/>
+      <w:lvlText w:val=""/>
+      <w:lvlJc w:val="left"/>
+    </w:lvl>
+    <w:lvl w:ilvl="4">
+      <w:numFmt w:val="decimal"/>
+      <w:lvlText w:val=""/>
+      <w:lvlJc w:val="left"/>
+    </w:lvl>
+    <w:lvl w:ilvl="5">
+      <w:numFmt w:val="decimal"/>
+      <w:lvlText w:val=""/>
+      <w:lvlJc w:val="left"/>
+    </w:lvl>
+    <w:lvl w:ilvl="6">
+      <w:numFmt w:val="decimal"/>
+      <w:lvlText w:val=""/>
+      <w:lvlJc w:val="left"/>
+    </w:lvl>
+    <w:lvl w:ilvl="7">
+      <w:numFmt w:val="decimal"/>
+      <w:lvlText w:val=""/>
+      <w:lvlJc w:val="left"/>
+    </w:lvl>
+    <w:lvl w:ilvl="8">
+      <w:numFmt w:val="decimal"/>
+      <w:lvlText w:val=""/>
+      <w:lvlJc w:val="left"/>
+    </w:lvl>
+  </w:abstractNum>
+  <w:abstractNum w:abstractNumId="1" w15:restartNumberingAfterBreak="0">
     <w:nsid w:val="1ABC44C1"/>
     <w:multiLevelType w:val="singleLevel"/>
     <w:tmpl w:val="DB806158"/>
@@ -1509,7 +2647,7 @@
       </w:rPr>
     </w:lvl>
   </w:abstractNum>
-  <w:abstractNum w:abstractNumId="1" w15:restartNumberingAfterBreak="0">
+  <w:abstractNum w:abstractNumId="2" w15:restartNumberingAfterBreak="0">
     <w:nsid w:val="7CDE1FC3"/>
     <w:multiLevelType w:val="hybridMultilevel"/>
     <w:tmpl w:val="7EACF0CE"/>
@@ -1573,237 +2711,226 @@
       <w:lvlJc w:val="left"/>
     </w:lvl>
   </w:abstractNum>
-  <w:abstractNum w:abstractNumId="900">
-    <w:lvl w:ilvl="0">
-      <w:start w:val="1"/>
-      <w:numFmt w:val="bullet"/>
-      <w:lvlText w:val="●"/>
-      <w:lvlJc w:val="left"/>
-      <w:pPr>
-        <w:ind w:left="482" w:hanging="482"/>
-      </w:pPr>
-    </w:lvl>
-  </w:abstractNum>
   <w:num w:numId="1">
-    <w:abstractNumId w:val="0"/>
+    <w:abstractNumId w:val="1"/>
     <w:lvlOverride w:ilvl="0">
       <w:startOverride w:val="1"/>
     </w:lvlOverride>
   </w:num>
   <w:num w:numId="2">
-    <w:abstractNumId w:val="0"/>
+    <w:abstractNumId w:val="1"/>
     <w:lvlOverride w:ilvl="0">
       <w:startOverride w:val="1"/>
     </w:lvlOverride>
   </w:num>
   <w:num w:numId="3">
-    <w:abstractNumId w:val="0"/>
+    <w:abstractNumId w:val="1"/>
     <w:lvlOverride w:ilvl="0">
       <w:startOverride w:val="1"/>
     </w:lvlOverride>
   </w:num>
   <w:num w:numId="4">
+    <w:abstractNumId w:val="2"/>
+    <w:lvlOverride w:ilvl="0">
+      <w:startOverride w:val="1"/>
+    </w:lvlOverride>
+  </w:num>
+  <w:num w:numId="5">
     <w:abstractNumId w:val="1"/>
     <w:lvlOverride w:ilvl="0">
       <w:startOverride w:val="1"/>
     </w:lvlOverride>
   </w:num>
-  <w:num w:numId="5">
-    <w:abstractNumId w:val="0"/>
-    <w:lvlOverride w:ilvl="0">
-      <w:startOverride w:val="1"/>
-    </w:lvlOverride>
-  </w:num>
   <w:num w:numId="6">
-    <w:abstractNumId w:val="0"/>
+    <w:abstractNumId w:val="1"/>
     <w:lvlOverride w:ilvl="0">
       <w:startOverride w:val="1"/>
     </w:lvlOverride>
   </w:num>
   <w:num w:numId="7">
-    <w:abstractNumId w:val="0"/>
+    <w:abstractNumId w:val="1"/>
     <w:lvlOverride w:ilvl="0">
       <w:startOverride w:val="1"/>
     </w:lvlOverride>
   </w:num>
   <w:num w:numId="8">
-    <w:abstractNumId w:val="0"/>
+    <w:abstractNumId w:val="1"/>
     <w:lvlOverride w:ilvl="0">
       <w:startOverride w:val="1"/>
     </w:lvlOverride>
   </w:num>
   <w:num w:numId="9">
-    <w:abstractNumId w:val="0"/>
+    <w:abstractNumId w:val="1"/>
     <w:lvlOverride w:ilvl="0">
       <w:startOverride w:val="1"/>
     </w:lvlOverride>
   </w:num>
   <w:num w:numId="10">
-    <w:abstractNumId w:val="0"/>
+    <w:abstractNumId w:val="1"/>
     <w:lvlOverride w:ilvl="0">
       <w:startOverride w:val="1"/>
     </w:lvlOverride>
   </w:num>
   <w:num w:numId="11">
-    <w:abstractNumId w:val="0"/>
+    <w:abstractNumId w:val="1"/>
     <w:lvlOverride w:ilvl="0">
       <w:startOverride w:val="1"/>
     </w:lvlOverride>
   </w:num>
   <w:num w:numId="12">
-    <w:abstractNumId w:val="0"/>
+    <w:abstractNumId w:val="1"/>
     <w:lvlOverride w:ilvl="0">
       <w:startOverride w:val="1"/>
     </w:lvlOverride>
   </w:num>
   <w:num w:numId="13">
-    <w:abstractNumId w:val="0"/>
+    <w:abstractNumId w:val="1"/>
     <w:lvlOverride w:ilvl="0">
       <w:startOverride w:val="1"/>
     </w:lvlOverride>
   </w:num>
   <w:num w:numId="14">
-    <w:abstractNumId w:val="0"/>
+    <w:abstractNumId w:val="1"/>
     <w:lvlOverride w:ilvl="0">
       <w:startOverride w:val="1"/>
     </w:lvlOverride>
   </w:num>
   <w:num w:numId="15">
-    <w:abstractNumId w:val="0"/>
+    <w:abstractNumId w:val="1"/>
     <w:lvlOverride w:ilvl="0">
       <w:startOverride w:val="1"/>
     </w:lvlOverride>
   </w:num>
   <w:num w:numId="16">
-    <w:abstractNumId w:val="0"/>
+    <w:abstractNumId w:val="1"/>
     <w:lvlOverride w:ilvl="0">
       <w:startOverride w:val="1"/>
     </w:lvlOverride>
   </w:num>
   <w:num w:numId="17">
-    <w:abstractNumId w:val="0"/>
+    <w:abstractNumId w:val="1"/>
     <w:lvlOverride w:ilvl="0">
       <w:startOverride w:val="1"/>
     </w:lvlOverride>
   </w:num>
   <w:num w:numId="18">
-    <w:abstractNumId w:val="0"/>
+    <w:abstractNumId w:val="1"/>
     <w:lvlOverride w:ilvl="0">
       <w:startOverride w:val="1"/>
     </w:lvlOverride>
   </w:num>
   <w:num w:numId="19">
-    <w:abstractNumId w:val="0"/>
+    <w:abstractNumId w:val="1"/>
     <w:lvlOverride w:ilvl="0">
       <w:startOverride w:val="1"/>
     </w:lvlOverride>
   </w:num>
   <w:num w:numId="20">
-    <w:abstractNumId w:val="0"/>
+    <w:abstractNumId w:val="1"/>
     <w:lvlOverride w:ilvl="0">
       <w:startOverride w:val="1"/>
     </w:lvlOverride>
   </w:num>
   <w:num w:numId="21">
-    <w:abstractNumId w:val="0"/>
+    <w:abstractNumId w:val="1"/>
     <w:lvlOverride w:ilvl="0">
       <w:startOverride w:val="1"/>
     </w:lvlOverride>
   </w:num>
   <w:num w:numId="22">
-    <w:abstractNumId w:val="0"/>
+    <w:abstractNumId w:val="1"/>
     <w:lvlOverride w:ilvl="0">
       <w:startOverride w:val="1"/>
     </w:lvlOverride>
   </w:num>
   <w:num w:numId="23">
-    <w:abstractNumId w:val="0"/>
+    <w:abstractNumId w:val="1"/>
     <w:lvlOverride w:ilvl="0">
       <w:startOverride w:val="1"/>
     </w:lvlOverride>
   </w:num>
   <w:num w:numId="24">
-    <w:abstractNumId w:val="0"/>
+    <w:abstractNumId w:val="1"/>
     <w:lvlOverride w:ilvl="0">
       <w:startOverride w:val="1"/>
     </w:lvlOverride>
   </w:num>
   <w:num w:numId="25">
-    <w:abstractNumId w:val="0"/>
+    <w:abstractNumId w:val="1"/>
     <w:lvlOverride w:ilvl="0">
       <w:startOverride w:val="1"/>
     </w:lvlOverride>
   </w:num>
   <w:num w:numId="26">
-    <w:abstractNumId w:val="0"/>
+    <w:abstractNumId w:val="1"/>
     <w:lvlOverride w:ilvl="0">
       <w:startOverride w:val="1"/>
     </w:lvlOverride>
   </w:num>
   <w:num w:numId="27">
-    <w:abstractNumId w:val="0"/>
+    <w:abstractNumId w:val="1"/>
     <w:lvlOverride w:ilvl="0">
       <w:startOverride w:val="1"/>
     </w:lvlOverride>
   </w:num>
   <w:num w:numId="28">
-    <w:abstractNumId w:val="0"/>
+    <w:abstractNumId w:val="1"/>
     <w:lvlOverride w:ilvl="0">
       <w:startOverride w:val="1"/>
     </w:lvlOverride>
   </w:num>
   <w:num w:numId="29">
-    <w:abstractNumId w:val="0"/>
+    <w:abstractNumId w:val="1"/>
     <w:lvlOverride w:ilvl="0">
       <w:startOverride w:val="1"/>
     </w:lvlOverride>
   </w:num>
   <w:num w:numId="30">
-    <w:abstractNumId w:val="0"/>
+    <w:abstractNumId w:val="1"/>
     <w:lvlOverride w:ilvl="0">
       <w:startOverride w:val="1"/>
     </w:lvlOverride>
   </w:num>
   <w:num w:numId="31">
-    <w:abstractNumId w:val="0"/>
+    <w:abstractNumId w:val="1"/>
     <w:lvlOverride w:ilvl="0">
       <w:startOverride w:val="1"/>
     </w:lvlOverride>
   </w:num>
   <w:num w:numId="32">
-    <w:abstractNumId w:val="0"/>
+    <w:abstractNumId w:val="1"/>
     <w:lvlOverride w:ilvl="0">
       <w:startOverride w:val="1"/>
     </w:lvlOverride>
   </w:num>
   <w:num w:numId="33">
-    <w:abstractNumId w:val="0"/>
+    <w:abstractNumId w:val="1"/>
     <w:lvlOverride w:ilvl="0">
       <w:startOverride w:val="1"/>
     </w:lvlOverride>
   </w:num>
   <w:num w:numId="34">
-    <w:abstractNumId w:val="0"/>
+    <w:abstractNumId w:val="1"/>
     <w:lvlOverride w:ilvl="0">
       <w:startOverride w:val="1"/>
     </w:lvlOverride>
   </w:num>
   <w:num w:numId="35">
-    <w:abstractNumId w:val="0"/>
+    <w:abstractNumId w:val="1"/>
     <w:lvlOverride w:ilvl="0">
       <w:startOverride w:val="1"/>
     </w:lvlOverride>
   </w:num>
   <w:num w:numId="36">
-    <w:abstractNumId w:val="0"/>
+    <w:abstractNumId w:val="1"/>
     <w:lvlOverride w:ilvl="0">
       <w:startOverride w:val="1"/>
     </w:lvlOverride>
   </w:num>
+  <w:num w:numId="37">
+    <w:abstractNumId w:val="0"/>
+  </w:num>
   <w:numIdMacAtCleanup w:val="36"/>
-  <w:num w:numId="900">
-    <w:abstractNumId w:val="900"/>
-  </w:num>
 </w:numbering>
 </file>
 
@@ -13569,7 +14696,7 @@
 </file>
 
 <file path=customXml/itemProps1.xml><?xml version="1.0" encoding="utf-8"?>
-<ds:datastoreItem xmlns:ds="http://schemas.openxmlformats.org/officeDocument/2006/customXml" ds:itemID="{F5433768-CC8D-4AF3-B2C9-4B3C2D302557}">
+<ds:datastoreItem xmlns:ds="http://schemas.openxmlformats.org/officeDocument/2006/customXml" ds:itemID="{16A85C46-07AB-46B1-BD57-4389C1B56AD8}">
   <ds:schemaRefs>
     <ds:schemaRef ds:uri="http://schemas.openxmlformats.org/officeDocument/2006/bibliography"/>
   </ds:schemaRefs>
